--- a/lessons/6-1/downloads/6-1-notes-l1.docx
+++ b/lessons/6-1/downloads/6-1-notes-l1.docx
@@ -195,7 +195,7 @@
                 <w:sz w:val="20"/>
                 <w:szCs w:val="20"/>
               </w:rPr>
-              <w:t xml:space="preserve">I can divide a whole number by a unit fraction and a unit fraction by a whole number by writing the whole number over 1 and using Keep, Change, Flip.</w:t>
+              <w:t xml:space="preserve">I can divide a whole number by a unit fraction and divide a fraction by a whole number by writing the whole number over 1 and using Keep, Change, Flip.</w:t>
             </w:r>
           </w:p>
           <w:p>
@@ -1191,6 +1191,314 @@
         </w:tc>
       </w:tr>
     </w:tbl>
+    <w:tbl>
+      <w:tblPr>
+        <w:tblW w:type="pct" w:w="100%"/>
+        <w:tblBorders>
+          <w:top w:val="none" w:color="FFFFFF" w:sz="0"/>
+          <w:left w:val="none" w:color="FFFFFF" w:sz="0"/>
+          <w:bottom w:val="single" w:color="C7D2DD" w:sz="4"/>
+          <w:right w:val="none" w:color="FFFFFF" w:sz="0"/>
+          <w:insideH w:val="none" w:color="FFFFFF" w:sz="0"/>
+          <w:insideV w:val="none" w:color="FFFFFF" w:sz="0"/>
+        </w:tblBorders>
+      </w:tblPr>
+      <w:tblGrid>
+        <w:gridCol w:w="1800"/>
+        <w:gridCol w:w="7560"/>
+      </w:tblGrid>
+      <w:tr>
+        <w:trPr>
+          <w:cantSplit/>
+        </w:trPr>
+        <w:tc>
+          <w:tcPr>
+            <w:tcW w:type="dxa" w:w="1800"/>
+            <w:tcMar>
+              <w:top w:type="dxa" w:w="100"/>
+              <w:left w:type="dxa" w:w="40"/>
+              <w:bottom w:type="dxa" w:w="100"/>
+              <w:right w:type="dxa" w:w="120"/>
+            </w:tcMar>
+            <w:vAlign w:val="center"/>
+          </w:tcPr>
+          <w:p>
+            <w:pPr>
+              <w:spacing w:after="0"/>
+              <w:jc w:val="center"/>
+            </w:pPr>
+            <w:r>
+              <w:drawing>
+                <wp:inline distT="0" distB="0" distL="0" distR="0">
+                  <wp:extent cx="1047750" cy="790575"/>
+                  <wp:effectExtent t="0" r="0" b="0" l="0"/>
+                  <wp:docPr id="1" name="" descr="" title=""/>
+                  <wp:cNvGraphicFramePr>
+                    <a:graphicFrameLocks xmlns:a="http://schemas.openxmlformats.org/drawingml/2006/main" noChangeAspect="1"/>
+                  </wp:cNvGraphicFramePr>
+                  <a:graphic xmlns:a="http://schemas.openxmlformats.org/drawingml/2006/main">
+                    <a:graphicData uri="http://schemas.openxmlformats.org/drawingml/2006/picture">
+                      <pic:pic xmlns:pic="http://schemas.openxmlformats.org/drawingml/2006/picture">
+                        <pic:nvPicPr>
+                          <pic:cNvPr id="0" name="" descr=""/>
+                          <pic:cNvPicPr>
+                            <a:picLocks noChangeAspect="1" noChangeArrowheads="1"/>
+                          </pic:cNvPicPr>
+                        </pic:nvPicPr>
+                        <pic:blipFill>
+                          <a:blip r:embed="rId10" cstate="none"/>
+                          <a:srcRect/>
+                          <a:stretch>
+                            <a:fillRect/>
+                          </a:stretch>
+                        </pic:blipFill>
+                        <pic:spPr bwMode="auto">
+                          <a:xfrm>
+                            <a:off x="0" y="0"/>
+                            <a:ext cx="1047750" cy="790575"/>
+                          </a:xfrm>
+                          <a:prstGeom prst="rect">
+                            <a:avLst/>
+                          </a:prstGeom>
+                        </pic:spPr>
+                      </pic:pic>
+                    </a:graphicData>
+                  </a:graphic>
+                </wp:inline>
+              </w:drawing>
+            </w:r>
+          </w:p>
+        </w:tc>
+        <w:tc>
+          <w:tcPr>
+            <w:tcW w:type="dxa" w:w="7560"/>
+            <w:tcMar>
+              <w:top w:type="dxa" w:w="100"/>
+              <w:left w:type="dxa" w:w="40"/>
+              <w:bottom w:type="dxa" w:w="100"/>
+              <w:right w:type="dxa" w:w="40"/>
+            </w:tcMar>
+            <w:vAlign w:val="center"/>
+          </w:tcPr>
+          <w:p>
+            <w:pPr>
+              <w:spacing w:after="50"/>
+            </w:pPr>
+            <w:r>
+              <w:rPr>
+                <w:b/>
+                <w:bCs/>
+                <w:color w:val="12355B"/>
+                <w:sz w:val="24"/>
+                <w:szCs w:val="24"/>
+              </w:rPr>
+              <w:t xml:space="preserve">Multiplicative inverse</w:t>
+            </w:r>
+            <w:r>
+              <w:rPr>
+                <w:i/>
+                <w:iCs/>
+                <w:color w:val="5F6F80"/>
+                <w:sz w:val="19"/>
+                <w:szCs w:val="19"/>
+              </w:rPr>
+              <w:t xml:space="preserve">   Inverso multiplicativo</w:t>
+            </w:r>
+          </w:p>
+          <w:p>
+            <w:pPr>
+              <w:spacing w:after="40"/>
+            </w:pPr>
+            <w:r>
+              <w:rPr>
+                <w:sz w:val="21"/>
+                <w:szCs w:val="21"/>
+              </w:rPr>
+              <w:t xml:space="preserve">Two numbers whose product is 1; each is the reciprocal of the other.</w:t>
+            </w:r>
+          </w:p>
+          <w:p>
+            <w:pPr>
+              <w:spacing w:after="0"/>
+            </w:pPr>
+            <w:r>
+              <w:rPr>
+                <w:b/>
+                <w:bCs/>
+                <w:color w:val="1FA6A2"/>
+                <w:sz w:val="18"/>
+                <w:szCs w:val="18"/>
+              </w:rPr>
+              <w:t xml:space="preserve">Example:  </w:t>
+            </w:r>
+            <w:r>
+              <w:rPr>
+                <w:i/>
+                <w:iCs/>
+                <w:color w:val="5F6F80"/>
+                <w:sz w:val="18"/>
+                <w:szCs w:val="18"/>
+              </w:rPr>
+              <w:t xml:space="preserve">4 and 1/4 · 2/3 and 3/2</w:t>
+            </w:r>
+          </w:p>
+        </w:tc>
+      </w:tr>
+    </w:tbl>
+    <w:tbl>
+      <w:tblPr>
+        <w:tblW w:type="pct" w:w="100%"/>
+        <w:tblBorders>
+          <w:top w:val="none" w:color="FFFFFF" w:sz="0"/>
+          <w:left w:val="none" w:color="FFFFFF" w:sz="0"/>
+          <w:bottom w:val="single" w:color="C7D2DD" w:sz="4"/>
+          <w:right w:val="none" w:color="FFFFFF" w:sz="0"/>
+          <w:insideH w:val="none" w:color="FFFFFF" w:sz="0"/>
+          <w:insideV w:val="none" w:color="FFFFFF" w:sz="0"/>
+        </w:tblBorders>
+      </w:tblPr>
+      <w:tblGrid>
+        <w:gridCol w:w="1800"/>
+        <w:gridCol w:w="7560"/>
+      </w:tblGrid>
+      <w:tr>
+        <w:trPr>
+          <w:cantSplit/>
+        </w:trPr>
+        <w:tc>
+          <w:tcPr>
+            <w:tcW w:type="dxa" w:w="1800"/>
+            <w:tcMar>
+              <w:top w:type="dxa" w:w="100"/>
+              <w:left w:type="dxa" w:w="40"/>
+              <w:bottom w:type="dxa" w:w="100"/>
+              <w:right w:type="dxa" w:w="120"/>
+            </w:tcMar>
+            <w:vAlign w:val="center"/>
+          </w:tcPr>
+          <w:p>
+            <w:pPr>
+              <w:spacing w:after="0"/>
+              <w:jc w:val="center"/>
+            </w:pPr>
+            <w:r>
+              <w:drawing>
+                <wp:inline distT="0" distB="0" distL="0" distR="0">
+                  <wp:extent cx="1047750" cy="790575"/>
+                  <wp:effectExtent t="0" r="0" b="0" l="0"/>
+                  <wp:docPr id="1" name="" descr="" title=""/>
+                  <wp:cNvGraphicFramePr>
+                    <a:graphicFrameLocks xmlns:a="http://schemas.openxmlformats.org/drawingml/2006/main" noChangeAspect="1"/>
+                  </wp:cNvGraphicFramePr>
+                  <a:graphic xmlns:a="http://schemas.openxmlformats.org/drawingml/2006/main">
+                    <a:graphicData uri="http://schemas.openxmlformats.org/drawingml/2006/picture">
+                      <pic:pic xmlns:pic="http://schemas.openxmlformats.org/drawingml/2006/picture">
+                        <pic:nvPicPr>
+                          <pic:cNvPr id="0" name="" descr=""/>
+                          <pic:cNvPicPr>
+                            <a:picLocks noChangeAspect="1" noChangeArrowheads="1"/>
+                          </pic:cNvPicPr>
+                        </pic:nvPicPr>
+                        <pic:blipFill>
+                          <a:blip r:embed="rId15" cstate="none"/>
+                          <a:srcRect/>
+                          <a:stretch>
+                            <a:fillRect/>
+                          </a:stretch>
+                        </pic:blipFill>
+                        <pic:spPr bwMode="auto">
+                          <a:xfrm>
+                            <a:off x="0" y="0"/>
+                            <a:ext cx="1047750" cy="790575"/>
+                          </a:xfrm>
+                          <a:prstGeom prst="rect">
+                            <a:avLst/>
+                          </a:prstGeom>
+                        </pic:spPr>
+                      </pic:pic>
+                    </a:graphicData>
+                  </a:graphic>
+                </wp:inline>
+              </w:drawing>
+            </w:r>
+          </w:p>
+        </w:tc>
+        <w:tc>
+          <w:tcPr>
+            <w:tcW w:type="dxa" w:w="7560"/>
+            <w:tcMar>
+              <w:top w:type="dxa" w:w="100"/>
+              <w:left w:type="dxa" w:w="40"/>
+              <w:bottom w:type="dxa" w:w="100"/>
+              <w:right w:type="dxa" w:w="40"/>
+            </w:tcMar>
+            <w:vAlign w:val="center"/>
+          </w:tcPr>
+          <w:p>
+            <w:pPr>
+              <w:spacing w:after="50"/>
+            </w:pPr>
+            <w:r>
+              <w:rPr>
+                <w:b/>
+                <w:bCs/>
+                <w:color w:val="12355B"/>
+                <w:sz w:val="24"/>
+                <w:szCs w:val="24"/>
+              </w:rPr>
+              <w:t xml:space="preserve">Tape diagram</w:t>
+            </w:r>
+            <w:r>
+              <w:rPr>
+                <w:i/>
+                <w:iCs/>
+                <w:color w:val="5F6F80"/>
+                <w:sz w:val="19"/>
+                <w:szCs w:val="19"/>
+              </w:rPr>
+              <w:t xml:space="preserve">   Diagrama de cinta</w:t>
+            </w:r>
+          </w:p>
+          <w:p>
+            <w:pPr>
+              <w:spacing w:after="40"/>
+            </w:pPr>
+            <w:r>
+              <w:rPr>
+                <w:sz w:val="21"/>
+                <w:szCs w:val="21"/>
+              </w:rPr>
+              <w:t xml:space="preserve">A bar model cut into equal parts to show sharing or grouping.</w:t>
+            </w:r>
+          </w:p>
+          <w:p>
+            <w:pPr>
+              <w:spacing w:after="0"/>
+            </w:pPr>
+            <w:r>
+              <w:rPr>
+                <w:b/>
+                <w:bCs/>
+                <w:color w:val="1FA6A2"/>
+                <w:sz w:val="18"/>
+                <w:szCs w:val="18"/>
+              </w:rPr>
+              <w:t xml:space="preserve">Example:  </w:t>
+            </w:r>
+            <w:r>
+              <w:rPr>
+                <w:i/>
+                <w:iCs/>
+                <w:color w:val="5F6F80"/>
+                <w:sz w:val="18"/>
+                <w:szCs w:val="18"/>
+              </w:rPr>
+              <w:t xml:space="preserve">One bar split into thirds.</w:t>
+            </w:r>
+          </w:p>
+        </w:tc>
+      </w:tr>
+    </w:tbl>
     <w:p>
       <w:pPr>
         <w:pStyle w:val="Heading1"/>
@@ -1279,7 +1587,7 @@
                 <w:sz w:val="21"/>
                 <w:szCs w:val="21"/>
               </w:rPr>
-              <w:t xml:space="preserve">Division of Fractions      •      Reciprocal      •      Quotient      •      Dividend      •      Divisor      •      Unit fraction</w:t>
+              <w:t xml:space="preserve">Division of Fractions      •      Reciprocal      •      Quotient      •      Dividend      •      Divisor      •      Unit fraction      •      Multiplicative inverse      •      Tape diagram</w:t>
             </w:r>
           </w:p>
         </w:tc>
@@ -1499,6 +1807,80 @@
           <w:szCs w:val="22"/>
         </w:rPr>
         <w:t xml:space="preserve">A fraction with a numerator of 1, like 1/5, is a </w:t>
+      </w:r>
+      <w:r>
+        <w:rPr>
+          <w:sz w:val="22"/>
+          <w:szCs w:val="22"/>
+        </w:rPr>
+        <w:t xml:space="preserve">________________</w:t>
+      </w:r>
+      <w:r>
+        <w:rPr>
+          <w:sz w:val="22"/>
+          <w:szCs w:val="22"/>
+        </w:rPr>
+        <w:t xml:space="preserve">.</w:t>
+      </w:r>
+    </w:p>
+    <w:p>
+      <w:pPr>
+        <w:keepLines/>
+        <w:spacing w:after="260" w:before="200"/>
+      </w:pPr>
+      <w:r>
+        <w:rPr>
+          <w:b/>
+          <w:bCs/>
+          <w:color w:val="12355B"/>
+          <w:sz w:val="22"/>
+          <w:szCs w:val="22"/>
+        </w:rPr>
+        <w:t xml:space="preserve">7.  </w:t>
+      </w:r>
+      <w:r>
+        <w:rPr>
+          <w:sz w:val="22"/>
+          <w:szCs w:val="22"/>
+        </w:rPr>
+        <w:t xml:space="preserve">Two numbers whose product is 1 are </w:t>
+      </w:r>
+      <w:r>
+        <w:rPr>
+          <w:sz w:val="22"/>
+          <w:szCs w:val="22"/>
+        </w:rPr>
+        <w:t xml:space="preserve">________________</w:t>
+      </w:r>
+      <w:r>
+        <w:rPr>
+          <w:sz w:val="22"/>
+          <w:szCs w:val="22"/>
+        </w:rPr>
+        <w:t xml:space="preserve"> of each other.</w:t>
+      </w:r>
+    </w:p>
+    <w:p>
+      <w:pPr>
+        <w:keepLines/>
+        <w:spacing w:after="260" w:before="200"/>
+      </w:pPr>
+      <w:r>
+        <w:rPr>
+          <w:b/>
+          <w:bCs/>
+          <w:color w:val="12355B"/>
+          <w:sz w:val="22"/>
+          <w:szCs w:val="22"/>
+        </w:rPr>
+        <w:t xml:space="preserve">8.  </w:t>
+      </w:r>
+      <w:r>
+        <w:rPr>
+          <w:sz w:val="22"/>
+          <w:szCs w:val="22"/>
+        </w:rPr>
+        <w:t xml:space="preserve">A bar cut into equal parts to show sharing is a </w:t>
       </w:r>
       <w:r>
         <w:rPr>
@@ -2595,7 +2977,7 @@
           <w:sz w:val="20"/>
           <w:szCs w:val="20"/>
         </w:rPr>
-        <w:t xml:space="preserve">B)  3 groups of 1/4</w:t>
+        <w:t xml:space="preserve">B)  1/4 of 3</w:t>
       </w:r>
     </w:p>
     <w:p>
@@ -2608,7 +2990,7 @@
           <w:sz w:val="20"/>
           <w:szCs w:val="20"/>
         </w:rPr>
-        <w:t xml:space="preserve">C)  3 minus 1/4</w:t>
+        <w:t xml:space="preserve">C)  3 groups of 1/4</w:t>
       </w:r>
     </w:p>
     <w:p>
@@ -2621,7 +3003,7 @@
           <w:sz w:val="20"/>
           <w:szCs w:val="20"/>
         </w:rPr>
-        <w:t xml:space="preserve">D)  1/4 of 3</w:t>
+        <w:t xml:space="preserve">D)  3 minus 1/4</w:t>
       </w:r>
     </w:p>
     <w:p>
@@ -2772,7 +3154,7 @@
           <w:sz w:val="20"/>
           <w:szCs w:val="20"/>
         </w:rPr>
-        <w:t xml:space="preserve">A)  2 ÷ 1/3</w:t>
+        <w:t xml:space="preserve">A)  1/3 ÷ 2</w:t>
       </w:r>
     </w:p>
     <w:p>
@@ -2785,7 +3167,7 @@
           <w:sz w:val="20"/>
           <w:szCs w:val="20"/>
         </w:rPr>
-        <w:t xml:space="preserve">B)  2 × 1/3</w:t>
+        <w:t xml:space="preserve">B)  2 ÷ 1/3</w:t>
       </w:r>
     </w:p>
     <w:p>
@@ -2798,7 +3180,7 @@
           <w:sz w:val="20"/>
           <w:szCs w:val="20"/>
         </w:rPr>
-        <w:t xml:space="preserve">C)  1/3 ÷ 2</w:t>
+        <w:t xml:space="preserve">C)  2 × 1/3</w:t>
       </w:r>
     </w:p>
     <w:p>
@@ -3541,7 +3923,7 @@
           <w:sz w:val="20"/>
           <w:szCs w:val="20"/>
         </w:rPr>
-        <w:t xml:space="preserve">A)  8 pieces</w:t>
+        <w:t xml:space="preserve">A)  1/2 piece</w:t>
       </w:r>
     </w:p>
     <w:p>
@@ -3580,7 +3962,7 @@
           <w:sz w:val="20"/>
           <w:szCs w:val="20"/>
         </w:rPr>
-        <w:t xml:space="preserve">D)  1/2 piece</w:t>
+        <w:t xml:space="preserve">D)  8 pieces</w:t>
       </w:r>
     </w:p>
     <w:p>
@@ -3684,7 +4066,7 @@
           <w:sz w:val="20"/>
           <w:szCs w:val="20"/>
         </w:rPr>
-        <w:t xml:space="preserve">B)  2</w:t>
+        <w:t xml:space="preserve">B)  1/2</w:t>
       </w:r>
     </w:p>
     <w:p>
@@ -3697,7 +4079,7 @@
           <w:sz w:val="20"/>
           <w:szCs w:val="20"/>
         </w:rPr>
-        <w:t xml:space="preserve">C)  4/2</w:t>
+        <w:t xml:space="preserve">C)  2</w:t>
       </w:r>
     </w:p>
     <w:p>
@@ -3710,7 +4092,7 @@
           <w:sz w:val="20"/>
           <w:szCs w:val="20"/>
         </w:rPr>
-        <w:t xml:space="preserve">D)  1/2</w:t>
+        <w:t xml:space="preserve">D)  4/2</w:t>
       </w:r>
     </w:p>
     <w:p>
@@ -3788,7 +4170,7 @@
           <w:sz w:val="21"/>
           <w:szCs w:val="21"/>
         </w:rPr>
-        <w:t xml:space="preserve">What is 6 ÷ 1/5?</w:t>
+        <w:t xml:space="preserve">Agent Cole has 3/4 of a pound of fingerprint powder and splits it equally into 2 kits. How much powder goes in each kit?</w:t>
       </w:r>
     </w:p>
     <w:p>
@@ -3801,7 +4183,7 @@
           <w:sz w:val="20"/>
           <w:szCs w:val="20"/>
         </w:rPr>
-        <w:t xml:space="preserve">A)  30</w:t>
+        <w:t xml:space="preserve">A)  1 1/2 pounds</w:t>
       </w:r>
     </w:p>
     <w:p>
@@ -3814,7 +4196,7 @@
           <w:sz w:val="20"/>
           <w:szCs w:val="20"/>
         </w:rPr>
-        <w:t xml:space="preserve">B)  6/5</w:t>
+        <w:t xml:space="preserve">B)  1/8 pound</w:t>
       </w:r>
     </w:p>
     <w:p>
@@ -3827,7 +4209,7 @@
           <w:sz w:val="20"/>
           <w:szCs w:val="20"/>
         </w:rPr>
-        <w:t xml:space="preserve">C)  5/6</w:t>
+        <w:t xml:space="preserve">C)  3/8 pound</w:t>
       </w:r>
     </w:p>
     <w:p>
@@ -3840,7 +4222,7 @@
           <w:sz w:val="20"/>
           <w:szCs w:val="20"/>
         </w:rPr>
-        <w:t xml:space="preserve">D)  1</w:t>
+        <w:t xml:space="preserve">D)  3/4 pound</w:t>
       </w:r>
     </w:p>
     <w:p>
@@ -3898,6 +4280,266 @@
     </w:tbl>
     <w:p>
       <w:pPr>
+        <w:keepNext/>
+        <w:spacing w:after="60" w:before="160"/>
+      </w:pPr>
+      <w:r>
+        <w:rPr>
+          <w:b/>
+          <w:bCs/>
+          <w:color w:val="12355B"/>
+          <w:sz w:val="22"/>
+          <w:szCs w:val="22"/>
+        </w:rPr>
+        <w:t xml:space="preserve">4.  </w:t>
+      </w:r>
+      <w:r>
+        <w:rPr>
+          <w:b/>
+          <w:bCs/>
+          <w:sz w:val="21"/>
+          <w:szCs w:val="21"/>
+        </w:rPr>
+        <w:t xml:space="preserve">What is 2/3 ÷ 4?</w:t>
+      </w:r>
+    </w:p>
+    <w:p>
+      <w:pPr>
+        <w:spacing w:after="40"/>
+        <w:ind w:left="420"/>
+      </w:pPr>
+      <w:r>
+        <w:rPr>
+          <w:sz w:val="20"/>
+          <w:szCs w:val="20"/>
+        </w:rPr>
+        <w:t xml:space="preserve">A)  1/6</w:t>
+      </w:r>
+    </w:p>
+    <w:p>
+      <w:pPr>
+        <w:spacing w:after="40"/>
+        <w:ind w:left="420"/>
+      </w:pPr>
+      <w:r>
+        <w:rPr>
+          <w:sz w:val="20"/>
+          <w:szCs w:val="20"/>
+        </w:rPr>
+        <w:t xml:space="preserve">B)  2/7</w:t>
+      </w:r>
+    </w:p>
+    <w:p>
+      <w:pPr>
+        <w:spacing w:after="40"/>
+        <w:ind w:left="420"/>
+      </w:pPr>
+      <w:r>
+        <w:rPr>
+          <w:sz w:val="20"/>
+          <w:szCs w:val="20"/>
+        </w:rPr>
+        <w:t xml:space="preserve">C)  3/8</w:t>
+      </w:r>
+    </w:p>
+    <w:p>
+      <w:pPr>
+        <w:spacing w:after="40"/>
+        <w:ind w:left="420"/>
+      </w:pPr>
+      <w:r>
+        <w:rPr>
+          <w:sz w:val="20"/>
+          <w:szCs w:val="20"/>
+        </w:rPr>
+        <w:t xml:space="preserve">D)  8/3</w:t>
+      </w:r>
+    </w:p>
+    <w:p>
+      <w:pPr>
+        <w:spacing w:after="20"/>
+      </w:pPr>
+      <w:r>
+        <w:t xml:space="preserve"/>
+      </w:r>
+    </w:p>
+    <w:tbl>
+      <w:tblPr>
+        <w:tblW w:type="pct" w:w="100%"/>
+        <w:tblBorders>
+          <w:top w:val="single" w:color="C7D2DD" w:sz="6"/>
+          <w:left w:val="single" w:color="C7D2DD" w:sz="6"/>
+          <w:bottom w:val="single" w:color="C7D2DD" w:sz="6"/>
+          <w:right w:val="single" w:color="C7D2DD" w:sz="6"/>
+          <w:insideH w:val="single" w:color="auto" w:sz="4"/>
+          <w:insideV w:val="single" w:color="auto" w:sz="4"/>
+        </w:tblBorders>
+      </w:tblPr>
+      <w:tblGrid>
+        <w:gridCol w:w="100"/>
+      </w:tblGrid>
+      <w:tr>
+        <w:tc>
+          <w:tcPr>
+            <w:shd w:fill="FBF3E2" w:color="auto" w:val="clear"/>
+            <w:tcMar>
+              <w:top w:type="dxa" w:w="60"/>
+              <w:left w:type="dxa" w:w="120"/>
+              <w:bottom w:type="dxa" w:w="60"/>
+              <w:right w:type="dxa" w:w="120"/>
+            </w:tcMar>
+          </w:tcPr>
+          <w:p>
+            <w:pPr>
+              <w:spacing w:after="0" w:line="320"/>
+            </w:pPr>
+            <w:r>
+              <w:t xml:space="preserve"/>
+            </w:r>
+          </w:p>
+          <w:p>
+            <w:pPr>
+              <w:spacing w:after="0" w:line="320"/>
+            </w:pPr>
+            <w:r>
+              <w:t xml:space="preserve"/>
+            </w:r>
+          </w:p>
+        </w:tc>
+      </w:tr>
+    </w:tbl>
+    <w:p>
+      <w:pPr>
+        <w:keepNext/>
+        <w:spacing w:after="60" w:before="160"/>
+      </w:pPr>
+      <w:r>
+        <w:rPr>
+          <w:b/>
+          <w:bCs/>
+          <w:color w:val="12355B"/>
+          <w:sz w:val="22"/>
+          <w:szCs w:val="22"/>
+        </w:rPr>
+        <w:t xml:space="preserve">5.  </w:t>
+      </w:r>
+      <w:r>
+        <w:rPr>
+          <w:b/>
+          <w:bCs/>
+          <w:sz w:val="21"/>
+          <w:szCs w:val="21"/>
+        </w:rPr>
+        <w:t xml:space="preserve">What is 6 ÷ 1/5?</w:t>
+      </w:r>
+    </w:p>
+    <w:p>
+      <w:pPr>
+        <w:spacing w:after="40"/>
+        <w:ind w:left="420"/>
+      </w:pPr>
+      <w:r>
+        <w:rPr>
+          <w:sz w:val="20"/>
+          <w:szCs w:val="20"/>
+        </w:rPr>
+        <w:t xml:space="preserve">A)  1</w:t>
+      </w:r>
+    </w:p>
+    <w:p>
+      <w:pPr>
+        <w:spacing w:after="40"/>
+        <w:ind w:left="420"/>
+      </w:pPr>
+      <w:r>
+        <w:rPr>
+          <w:sz w:val="20"/>
+          <w:szCs w:val="20"/>
+        </w:rPr>
+        <w:t xml:space="preserve">B)  5/6</w:t>
+      </w:r>
+    </w:p>
+    <w:p>
+      <w:pPr>
+        <w:spacing w:after="40"/>
+        <w:ind w:left="420"/>
+      </w:pPr>
+      <w:r>
+        <w:rPr>
+          <w:sz w:val="20"/>
+          <w:szCs w:val="20"/>
+        </w:rPr>
+        <w:t xml:space="preserve">C)  6/5</w:t>
+      </w:r>
+    </w:p>
+    <w:p>
+      <w:pPr>
+        <w:spacing w:after="40"/>
+        <w:ind w:left="420"/>
+      </w:pPr>
+      <w:r>
+        <w:rPr>
+          <w:sz w:val="20"/>
+          <w:szCs w:val="20"/>
+        </w:rPr>
+        <w:t xml:space="preserve">D)  30</w:t>
+      </w:r>
+    </w:p>
+    <w:p>
+      <w:pPr>
+        <w:spacing w:after="20"/>
+      </w:pPr>
+      <w:r>
+        <w:t xml:space="preserve"/>
+      </w:r>
+    </w:p>
+    <w:tbl>
+      <w:tblPr>
+        <w:tblW w:type="pct" w:w="100%"/>
+        <w:tblBorders>
+          <w:top w:val="single" w:color="C7D2DD" w:sz="6"/>
+          <w:left w:val="single" w:color="C7D2DD" w:sz="6"/>
+          <w:bottom w:val="single" w:color="C7D2DD" w:sz="6"/>
+          <w:right w:val="single" w:color="C7D2DD" w:sz="6"/>
+          <w:insideH w:val="single" w:color="auto" w:sz="4"/>
+          <w:insideV w:val="single" w:color="auto" w:sz="4"/>
+        </w:tblBorders>
+      </w:tblPr>
+      <w:tblGrid>
+        <w:gridCol w:w="100"/>
+      </w:tblGrid>
+      <w:tr>
+        <w:tc>
+          <w:tcPr>
+            <w:shd w:fill="FBF3E2" w:color="auto" w:val="clear"/>
+            <w:tcMar>
+              <w:top w:type="dxa" w:w="60"/>
+              <w:left w:type="dxa" w:w="120"/>
+              <w:bottom w:type="dxa" w:w="60"/>
+              <w:right w:type="dxa" w:w="120"/>
+            </w:tcMar>
+          </w:tcPr>
+          <w:p>
+            <w:pPr>
+              <w:spacing w:after="0" w:line="320"/>
+            </w:pPr>
+            <w:r>
+              <w:t xml:space="preserve"/>
+            </w:r>
+          </w:p>
+          <w:p>
+            <w:pPr>
+              <w:spacing w:after="0" w:line="320"/>
+            </w:pPr>
+            <w:r>
+              <w:t xml:space="preserve"/>
+            </w:r>
+          </w:p>
+        </w:tc>
+      </w:tr>
+    </w:tbl>
+    <w:p>
+      <w:pPr>
         <w:pStyle w:val="Heading1"/>
         <w:keepNext/>
         <w:keepLines/>
@@ -3977,7 +4619,7 @@
           <w:sz w:val="21"/>
           <w:szCs w:val="21"/>
         </w:rPr>
-        <w:t xml:space="preserve">B)  5 groups of 1/4; quotient is 5/4</w:t>
+        <w:t xml:space="preserve">B)  1/4 of 5; quotient is 5/4</w:t>
       </w:r>
     </w:p>
     <w:p>
@@ -3990,7 +4632,7 @@
           <w:sz w:val="21"/>
           <w:szCs w:val="21"/>
         </w:rPr>
-        <w:t xml:space="preserve">C)  1/4 of 5; quotient is 5/4</w:t>
+        <w:t xml:space="preserve">C)  5 groups of 1/4; quotient is 5/4</w:t>
       </w:r>
     </w:p>
     <w:p>

--- a/lessons/6-1/downloads/6-1-notes-l1.docx
+++ b/lessons/6-1/downloads/6-1-notes-l1.docx
@@ -195,7 +195,7 @@
                 <w:sz w:val="20"/>
                 <w:szCs w:val="20"/>
               </w:rPr>
-              <w:t xml:space="preserve">I can divide a whole number by a unit fraction and divide a fraction by a whole number by writing the whole number over 1 and using Keep, Change, Flip.</w:t>
+              <w:t xml:space="preserve">I can explain what dividing with a whole number and a unit fraction means — how many groups fit, or how much is in one group — find the quotient with a model, and check it by multiplying.</w:t>
             </w:r>
           </w:p>
           <w:p>
@@ -217,7 +217,7 @@
                 <w:sz w:val="20"/>
                 <w:szCs w:val="20"/>
               </w:rPr>
-              <w:t xml:space="preserve">I can explain each step of Keep, Change, Flip using the words reciprocal, divisor, and quotient.</w:t>
+              <w:t xml:space="preserve">I can explain why dividing by a unit fraction gives the same answer as multiplying by its reciprocal, using the words reciprocal, divisor, and quotient.</w:t>
             </w:r>
           </w:p>
         </w:tc>
@@ -264,49 +264,269 @@
           <w:sz w:val="19"/>
           <w:szCs w:val="19"/>
         </w:rPr>
-        <w:t xml:space="preserve">Look at the picture, read the word, then read what it means.</w:t>
+        <w:t xml:space="preserve">Review each concept term, definition, non-example, and visual clue.</w:t>
       </w:r>
     </w:p>
     <w:tbl>
       <w:tblPr>
-        <w:tblW w:type="pct" w:w="100%"/>
+        <w:tblW w:type="dxa" w:w="9360"/>
         <w:tblBorders>
-          <w:top w:val="none" w:color="FFFFFF" w:sz="0"/>
-          <w:left w:val="none" w:color="FFFFFF" w:sz="0"/>
-          <w:bottom w:val="single" w:color="C7D2DD" w:sz="4"/>
-          <w:right w:val="none" w:color="FFFFFF" w:sz="0"/>
-          <w:insideH w:val="none" w:color="FFFFFF" w:sz="0"/>
-          <w:insideV w:val="none" w:color="FFFFFF" w:sz="0"/>
+          <w:top w:val="single" w:color="C7D2DD" w:sz="6"/>
+          <w:left w:val="single" w:color="C7D2DD" w:sz="6"/>
+          <w:bottom w:val="single" w:color="C7D2DD" w:sz="6"/>
+          <w:right w:val="single" w:color="C7D2DD" w:sz="6"/>
+          <w:insideH w:val="single" w:color="C7D2DD" w:sz="6"/>
+          <w:insideV w:val="single" w:color="C7D2DD" w:sz="6"/>
         </w:tblBorders>
       </w:tblPr>
       <w:tblGrid>
         <w:gridCol w:w="1800"/>
-        <w:gridCol w:w="7560"/>
+        <w:gridCol w:w="3160"/>
+        <w:gridCol w:w="2200"/>
+        <w:gridCol w:w="2200"/>
       </w:tblGrid>
       <w:tr>
         <w:trPr>
           <w:cantSplit/>
+          <w:tblHeader/>
         </w:trPr>
         <w:tc>
           <w:tcPr>
             <w:tcW w:type="dxa" w:w="1800"/>
-            <w:tcMar>
-              <w:top w:type="dxa" w:w="100"/>
-              <w:left w:type="dxa" w:w="40"/>
-              <w:bottom w:type="dxa" w:w="100"/>
-              <w:right w:type="dxa" w:w="120"/>
-            </w:tcMar>
-            <w:vAlign w:val="center"/>
+            <w:shd w:fill="EEF4F8" w:color="auto" w:val="clear"/>
+            <w:tcMar>
+              <w:top w:type="dxa" w:w="80"/>
+              <w:left w:type="dxa" w:w="100"/>
+              <w:bottom w:type="dxa" w:w="80"/>
+              <w:right w:type="dxa" w:w="100"/>
+            </w:tcMar>
           </w:tcPr>
           <w:p>
             <w:pPr>
               <w:spacing w:after="0"/>
+            </w:pPr>
+            <w:r>
+              <w:rPr>
+                <w:b/>
+                <w:bCs/>
+                <w:color w:val="12355B"/>
+                <w:sz w:val="19"/>
+                <w:szCs w:val="19"/>
+              </w:rPr>
+              <w:t xml:space="preserve">Concept Term</w:t>
+            </w:r>
+          </w:p>
+        </w:tc>
+        <w:tc>
+          <w:tcPr>
+            <w:tcW w:type="dxa" w:w="3160"/>
+            <w:shd w:fill="EEF4F8" w:color="auto" w:val="clear"/>
+            <w:tcMar>
+              <w:top w:type="dxa" w:w="80"/>
+              <w:left w:type="dxa" w:w="100"/>
+              <w:bottom w:type="dxa" w:w="80"/>
+              <w:right w:type="dxa" w:w="100"/>
+            </w:tcMar>
+          </w:tcPr>
+          <w:p>
+            <w:pPr>
+              <w:spacing w:after="0"/>
+            </w:pPr>
+            <w:r>
+              <w:rPr>
+                <w:b/>
+                <w:bCs/>
+                <w:color w:val="12355B"/>
+                <w:sz w:val="19"/>
+                <w:szCs w:val="19"/>
+              </w:rPr>
+              <w:t xml:space="preserve">Student-Friendly Definition</w:t>
+            </w:r>
+          </w:p>
+        </w:tc>
+        <w:tc>
+          <w:tcPr>
+            <w:tcW w:type="dxa" w:w="2200"/>
+            <w:shd w:fill="EEF4F8" w:color="auto" w:val="clear"/>
+            <w:tcMar>
+              <w:top w:type="dxa" w:w="80"/>
+              <w:left w:type="dxa" w:w="100"/>
+              <w:bottom w:type="dxa" w:w="80"/>
+              <w:right w:type="dxa" w:w="100"/>
+            </w:tcMar>
+          </w:tcPr>
+          <w:p>
+            <w:pPr>
+              <w:spacing w:after="0"/>
+            </w:pPr>
+            <w:r>
+              <w:rPr>
+                <w:b/>
+                <w:bCs/>
+                <w:color w:val="12355B"/>
+                <w:sz w:val="19"/>
+                <w:szCs w:val="19"/>
+              </w:rPr>
+              <w:t xml:space="preserve">Non-Example</w:t>
+            </w:r>
+          </w:p>
+        </w:tc>
+        <w:tc>
+          <w:tcPr>
+            <w:tcW w:type="dxa" w:w="2200"/>
+            <w:shd w:fill="EEF4F8" w:color="auto" w:val="clear"/>
+            <w:tcMar>
+              <w:top w:type="dxa" w:w="80"/>
+              <w:left w:type="dxa" w:w="100"/>
+              <w:bottom w:type="dxa" w:w="80"/>
+              <w:right w:type="dxa" w:w="100"/>
+            </w:tcMar>
+          </w:tcPr>
+          <w:p>
+            <w:pPr>
+              <w:spacing w:after="0"/>
+            </w:pPr>
+            <w:r>
+              <w:rPr>
+                <w:b/>
+                <w:bCs/>
+                <w:color w:val="12355B"/>
+                <w:sz w:val="19"/>
+                <w:szCs w:val="19"/>
+              </w:rPr>
+              <w:t xml:space="preserve">Visual Clue</w:t>
+            </w:r>
+          </w:p>
+        </w:tc>
+      </w:tr>
+      <w:tr>
+        <w:trPr>
+          <w:cantSplit/>
+        </w:trPr>
+        <w:tc>
+          <w:tcPr>
+            <w:tcW w:type="dxa" w:w="1800"/>
+            <w:tcMar>
+              <w:top w:type="dxa" w:w="80"/>
+              <w:left w:type="dxa" w:w="100"/>
+              <w:bottom w:type="dxa" w:w="80"/>
+              <w:right w:type="dxa" w:w="100"/>
+            </w:tcMar>
+            <w:vAlign w:val="top"/>
+          </w:tcPr>
+          <w:p>
+            <w:pPr>
+              <w:spacing w:after="30"/>
+            </w:pPr>
+            <w:r>
+              <w:rPr>
+                <w:b/>
+                <w:bCs/>
+                <w:color w:val="12355B"/>
+                <w:sz w:val="21"/>
+                <w:szCs w:val="21"/>
+              </w:rPr>
+              <w:t xml:space="preserve">Division of Fractions</w:t>
+            </w:r>
+          </w:p>
+          <w:p>
+            <w:pPr>
+              <w:spacing w:after="0"/>
+            </w:pPr>
+            <w:r>
+              <w:rPr>
+                <w:i/>
+                <w:iCs/>
+                <w:color w:val="5F6F80"/>
+                <w:sz w:val="18"/>
+                <w:szCs w:val="18"/>
+              </w:rPr>
+              <w:t xml:space="preserve">División de fracciones</w:t>
+            </w:r>
+          </w:p>
+        </w:tc>
+        <w:tc>
+          <w:tcPr>
+            <w:tcW w:type="dxa" w:w="3160"/>
+            <w:tcMar>
+              <w:top w:type="dxa" w:w="80"/>
+              <w:left w:type="dxa" w:w="100"/>
+              <w:bottom w:type="dxa" w:w="80"/>
+              <w:right w:type="dxa" w:w="100"/>
+            </w:tcMar>
+            <w:vAlign w:val="top"/>
+          </w:tcPr>
+          <w:p>
+            <w:pPr>
+              <w:spacing w:after="0"/>
+            </w:pPr>
+            <w:r>
+              <w:rPr>
+                <w:sz w:val="20"/>
+                <w:szCs w:val="20"/>
+              </w:rPr>
+              <w:t xml:space="preserve">Finding how many groups of one fraction fit inside another amount.</w:t>
+            </w:r>
+          </w:p>
+        </w:tc>
+        <w:tc>
+          <w:tcPr>
+            <w:tcW w:type="dxa" w:w="2200"/>
+            <w:tcMar>
+              <w:top w:type="dxa" w:w="80"/>
+              <w:left w:type="dxa" w:w="100"/>
+              <w:bottom w:type="dxa" w:w="80"/>
+              <w:right w:type="dxa" w:w="100"/>
+            </w:tcMar>
+            <w:vAlign w:val="top"/>
+          </w:tcPr>
+          <w:p>
+            <w:pPr>
+              <w:spacing w:after="40"/>
+            </w:pPr>
+            <w:r>
+              <w:rPr>
+                <w:i/>
+                <w:iCs/>
+                <w:color w:val="5F6F80"/>
+                <w:sz w:val="19"/>
+                <w:szCs w:val="19"/>
+              </w:rPr>
+              <w:t xml:space="preserve">Not Division of Fractions: write a counter-example that breaks the definition.</w:t>
+            </w:r>
+          </w:p>
+          <w:p>
+            <w:pPr>
+              <w:pBdr>
+                <w:bottom w:val="single" w:color="AFBECC" w:sz="6"/>
+              </w:pBdr>
+              <w:spacing w:after="30" w:before="150"/>
+            </w:pPr>
+            <w:r>
+              <w:t xml:space="preserve"/>
+            </w:r>
+          </w:p>
+        </w:tc>
+        <w:tc>
+          <w:tcPr>
+            <w:tcW w:type="dxa" w:w="2200"/>
+            <w:tcMar>
+              <w:top w:type="dxa" w:w="80"/>
+              <w:left w:type="dxa" w:w="100"/>
+              <w:bottom w:type="dxa" w:w="80"/>
+              <w:right w:type="dxa" w:w="100"/>
+            </w:tcMar>
+            <w:vAlign w:val="top"/>
+          </w:tcPr>
+          <w:p>
+            <w:pPr>
+              <w:spacing w:after="40"/>
               <w:jc w:val="center"/>
             </w:pPr>
             <w:r>
               <w:drawing>
                 <wp:inline distT="0" distB="0" distL="0" distR="0">
-                  <wp:extent cx="1047750" cy="790575"/>
+                  <wp:extent cx="876300" cy="657225"/>
                   <wp:effectExtent t="0" r="0" b="0" l="0"/>
                   <wp:docPr id="1" name="" descr="" title=""/>
                   <wp:cNvGraphicFramePr>
@@ -331,7 +551,7 @@
                         <pic:spPr bwMode="auto">
                           <a:xfrm>
                             <a:off x="0" y="0"/>
-                            <a:ext cx="1047750" cy="790575"/>
+                            <a:ext cx="876300" cy="657225"/>
                           </a:xfrm>
                           <a:prstGeom prst="rect">
                             <a:avLst/>
@@ -344,32 +564,108 @@
               </w:drawing>
             </w:r>
           </w:p>
-        </w:tc>
-        <w:tc>
-          <w:tcPr>
-            <w:tcW w:type="dxa" w:w="7560"/>
-            <w:tcMar>
-              <w:top w:type="dxa" w:w="100"/>
-              <w:left w:type="dxa" w:w="40"/>
-              <w:bottom w:type="dxa" w:w="100"/>
-              <w:right w:type="dxa" w:w="40"/>
-            </w:tcMar>
-            <w:vAlign w:val="center"/>
-          </w:tcPr>
-          <w:p>
-            <w:pPr>
-              <w:spacing w:after="50"/>
+          <w:p>
+            <w:pPr>
+              <w:spacing w:after="0"/>
+            </w:pPr>
+            <w:r>
+              <w:rPr>
+                <w:i/>
+                <w:iCs/>
+                <w:color w:val="5F6F80"/>
+                <w:sz w:val="18"/>
+                <w:szCs w:val="18"/>
+              </w:rPr>
+              <w:t xml:space="preserve">3 ÷ 1/2 asks how many halves fit in 3; the answer is 6.</w:t>
+            </w:r>
+          </w:p>
+        </w:tc>
+      </w:tr>
+      <w:tr>
+        <w:trPr>
+          <w:cantSplit/>
+        </w:trPr>
+        <w:tc>
+          <w:tcPr>
+            <w:tcW w:type="dxa" w:w="1800"/>
+            <w:tcMar>
+              <w:top w:type="dxa" w:w="80"/>
+              <w:left w:type="dxa" w:w="100"/>
+              <w:bottom w:type="dxa" w:w="80"/>
+              <w:right w:type="dxa" w:w="100"/>
+            </w:tcMar>
+            <w:vAlign w:val="top"/>
+          </w:tcPr>
+          <w:p>
+            <w:pPr>
+              <w:spacing w:after="30"/>
             </w:pPr>
             <w:r>
               <w:rPr>
                 <w:b/>
                 <w:bCs/>
                 <w:color w:val="12355B"/>
-                <w:sz w:val="24"/>
-                <w:szCs w:val="24"/>
-              </w:rPr>
-              <w:t xml:space="preserve">Division of Fractions</w:t>
-            </w:r>
+                <w:sz w:val="21"/>
+                <w:szCs w:val="21"/>
+              </w:rPr>
+              <w:t xml:space="preserve">Reciprocal</w:t>
+            </w:r>
+          </w:p>
+          <w:p>
+            <w:pPr>
+              <w:spacing w:after="0"/>
+            </w:pPr>
+            <w:r>
+              <w:rPr>
+                <w:i/>
+                <w:iCs/>
+                <w:color w:val="5F6F80"/>
+                <w:sz w:val="18"/>
+                <w:szCs w:val="18"/>
+              </w:rPr>
+              <w:t xml:space="preserve">Recíproco</w:t>
+            </w:r>
+          </w:p>
+        </w:tc>
+        <w:tc>
+          <w:tcPr>
+            <w:tcW w:type="dxa" w:w="3160"/>
+            <w:tcMar>
+              <w:top w:type="dxa" w:w="80"/>
+              <w:left w:type="dxa" w:w="100"/>
+              <w:bottom w:type="dxa" w:w="80"/>
+              <w:right w:type="dxa" w:w="100"/>
+            </w:tcMar>
+            <w:vAlign w:val="top"/>
+          </w:tcPr>
+          <w:p>
+            <w:pPr>
+              <w:spacing w:after="0"/>
+            </w:pPr>
+            <w:r>
+              <w:rPr>
+                <w:sz w:val="20"/>
+                <w:szCs w:val="20"/>
+              </w:rPr>
+              <w:t xml:space="preserve">A fraction turned upside down.</w:t>
+            </w:r>
+          </w:p>
+        </w:tc>
+        <w:tc>
+          <w:tcPr>
+            <w:tcW w:type="dxa" w:w="2200"/>
+            <w:tcMar>
+              <w:top w:type="dxa" w:w="80"/>
+              <w:left w:type="dxa" w:w="100"/>
+              <w:bottom w:type="dxa" w:w="80"/>
+              <w:right w:type="dxa" w:w="100"/>
+            </w:tcMar>
+            <w:vAlign w:val="top"/>
+          </w:tcPr>
+          <w:p>
+            <w:pPr>
+              <w:spacing w:after="40"/>
+            </w:pPr>
             <w:r>
               <w:rPr>
                 <w:i/>
@@ -378,89 +674,41 @@
                 <w:sz w:val="19"/>
                 <w:szCs w:val="19"/>
               </w:rPr>
-              <w:t xml:space="preserve">   División de fracciones</w:t>
-            </w:r>
-          </w:p>
+              <w:t xml:space="preserve">Not Reciprocal: write a counter-example that breaks the definition.</w:t>
+            </w:r>
+          </w:p>
+          <w:p>
+            <w:pPr>
+              <w:pBdr>
+                <w:bottom w:val="single" w:color="AFBECC" w:sz="6"/>
+              </w:pBdr>
+              <w:spacing w:after="30" w:before="150"/>
+            </w:pPr>
+            <w:r>
+              <w:t xml:space="preserve"/>
+            </w:r>
+          </w:p>
+        </w:tc>
+        <w:tc>
+          <w:tcPr>
+            <w:tcW w:type="dxa" w:w="2200"/>
+            <w:tcMar>
+              <w:top w:type="dxa" w:w="80"/>
+              <w:left w:type="dxa" w:w="100"/>
+              <w:bottom w:type="dxa" w:w="80"/>
+              <w:right w:type="dxa" w:w="100"/>
+            </w:tcMar>
+            <w:vAlign w:val="top"/>
+          </w:tcPr>
           <w:p>
             <w:pPr>
               <w:spacing w:after="40"/>
-            </w:pPr>
-            <w:r>
-              <w:rPr>
-                <w:sz w:val="21"/>
-                <w:szCs w:val="21"/>
-              </w:rPr>
-              <w:t xml:space="preserve">Finding how many groups of one fraction fit inside another amount.</w:t>
-            </w:r>
-          </w:p>
-          <w:p>
-            <w:pPr>
-              <w:spacing w:after="0"/>
-            </w:pPr>
-            <w:r>
-              <w:rPr>
-                <w:b/>
-                <w:bCs/>
-                <w:color w:val="1FA6A2"/>
-                <w:sz w:val="18"/>
-                <w:szCs w:val="18"/>
-              </w:rPr>
-              <w:t xml:space="preserve">Example:  </w:t>
-            </w:r>
-            <w:r>
-              <w:rPr>
-                <w:i/>
-                <w:iCs/>
-                <w:color w:val="5F6F80"/>
-                <w:sz w:val="18"/>
-                <w:szCs w:val="18"/>
-              </w:rPr>
-              <w:t xml:space="preserve">3 ÷ 1/2 asks how many halves fit in 3; the answer is 6.</w:t>
-            </w:r>
-          </w:p>
-        </w:tc>
-      </w:tr>
-    </w:tbl>
-    <w:tbl>
-      <w:tblPr>
-        <w:tblW w:type="pct" w:w="100%"/>
-        <w:tblBorders>
-          <w:top w:val="none" w:color="FFFFFF" w:sz="0"/>
-          <w:left w:val="none" w:color="FFFFFF" w:sz="0"/>
-          <w:bottom w:val="single" w:color="C7D2DD" w:sz="4"/>
-          <w:right w:val="none" w:color="FFFFFF" w:sz="0"/>
-          <w:insideH w:val="none" w:color="FFFFFF" w:sz="0"/>
-          <w:insideV w:val="none" w:color="FFFFFF" w:sz="0"/>
-        </w:tblBorders>
-      </w:tblPr>
-      <w:tblGrid>
-        <w:gridCol w:w="1800"/>
-        <w:gridCol w:w="7560"/>
-      </w:tblGrid>
-      <w:tr>
-        <w:trPr>
-          <w:cantSplit/>
-        </w:trPr>
-        <w:tc>
-          <w:tcPr>
-            <w:tcW w:type="dxa" w:w="1800"/>
-            <w:tcMar>
-              <w:top w:type="dxa" w:w="100"/>
-              <w:left w:type="dxa" w:w="40"/>
-              <w:bottom w:type="dxa" w:w="100"/>
-              <w:right w:type="dxa" w:w="120"/>
-            </w:tcMar>
-            <w:vAlign w:val="center"/>
-          </w:tcPr>
-          <w:p>
-            <w:pPr>
-              <w:spacing w:after="0"/>
               <w:jc w:val="center"/>
             </w:pPr>
             <w:r>
               <w:drawing>
                 <wp:inline distT="0" distB="0" distL="0" distR="0">
-                  <wp:extent cx="1047750" cy="790575"/>
+                  <wp:extent cx="876300" cy="657225"/>
                   <wp:effectExtent t="0" r="0" b="0" l="0"/>
                   <wp:docPr id="1" name="" descr="" title=""/>
                   <wp:cNvGraphicFramePr>
@@ -485,7 +733,7 @@
                         <pic:spPr bwMode="auto">
                           <a:xfrm>
                             <a:off x="0" y="0"/>
-                            <a:ext cx="1047750" cy="790575"/>
+                            <a:ext cx="876300" cy="657225"/>
                           </a:xfrm>
                           <a:prstGeom prst="rect">
                             <a:avLst/>
@@ -498,32 +746,108 @@
               </w:drawing>
             </w:r>
           </w:p>
-        </w:tc>
-        <w:tc>
-          <w:tcPr>
-            <w:tcW w:type="dxa" w:w="7560"/>
-            <w:tcMar>
-              <w:top w:type="dxa" w:w="100"/>
-              <w:left w:type="dxa" w:w="40"/>
-              <w:bottom w:type="dxa" w:w="100"/>
-              <w:right w:type="dxa" w:w="40"/>
-            </w:tcMar>
-            <w:vAlign w:val="center"/>
-          </w:tcPr>
-          <w:p>
-            <w:pPr>
-              <w:spacing w:after="50"/>
+          <w:p>
+            <w:pPr>
+              <w:spacing w:after="0"/>
+            </w:pPr>
+            <w:r>
+              <w:rPr>
+                <w:i/>
+                <w:iCs/>
+                <w:color w:val="5F6F80"/>
+                <w:sz w:val="18"/>
+                <w:szCs w:val="18"/>
+              </w:rPr>
+              <w:t xml:space="preserve">The reciprocal of 1/4 is 4/1 = 4. A whole number like 3 is 3/1, so its reciprocal is 1/3.</w:t>
+            </w:r>
+          </w:p>
+        </w:tc>
+      </w:tr>
+      <w:tr>
+        <w:trPr>
+          <w:cantSplit/>
+        </w:trPr>
+        <w:tc>
+          <w:tcPr>
+            <w:tcW w:type="dxa" w:w="1800"/>
+            <w:tcMar>
+              <w:top w:type="dxa" w:w="80"/>
+              <w:left w:type="dxa" w:w="100"/>
+              <w:bottom w:type="dxa" w:w="80"/>
+              <w:right w:type="dxa" w:w="100"/>
+            </w:tcMar>
+            <w:vAlign w:val="top"/>
+          </w:tcPr>
+          <w:p>
+            <w:pPr>
+              <w:spacing w:after="30"/>
             </w:pPr>
             <w:r>
               <w:rPr>
                 <w:b/>
                 <w:bCs/>
                 <w:color w:val="12355B"/>
-                <w:sz w:val="24"/>
-                <w:szCs w:val="24"/>
-              </w:rPr>
-              <w:t xml:space="preserve">Reciprocal</w:t>
-            </w:r>
+                <w:sz w:val="21"/>
+                <w:szCs w:val="21"/>
+              </w:rPr>
+              <w:t xml:space="preserve">Quotient</w:t>
+            </w:r>
+          </w:p>
+          <w:p>
+            <w:pPr>
+              <w:spacing w:after="0"/>
+            </w:pPr>
+            <w:r>
+              <w:rPr>
+                <w:i/>
+                <w:iCs/>
+                <w:color w:val="5F6F80"/>
+                <w:sz w:val="18"/>
+                <w:szCs w:val="18"/>
+              </w:rPr>
+              <w:t xml:space="preserve">Cociente</w:t>
+            </w:r>
+          </w:p>
+        </w:tc>
+        <w:tc>
+          <w:tcPr>
+            <w:tcW w:type="dxa" w:w="3160"/>
+            <w:tcMar>
+              <w:top w:type="dxa" w:w="80"/>
+              <w:left w:type="dxa" w:w="100"/>
+              <w:bottom w:type="dxa" w:w="80"/>
+              <w:right w:type="dxa" w:w="100"/>
+            </w:tcMar>
+            <w:vAlign w:val="top"/>
+          </w:tcPr>
+          <w:p>
+            <w:pPr>
+              <w:spacing w:after="0"/>
+            </w:pPr>
+            <w:r>
+              <w:rPr>
+                <w:sz w:val="20"/>
+                <w:szCs w:val="20"/>
+              </w:rPr>
+              <w:t xml:space="preserve">The answer when you divide.</w:t>
+            </w:r>
+          </w:p>
+        </w:tc>
+        <w:tc>
+          <w:tcPr>
+            <w:tcW w:type="dxa" w:w="2200"/>
+            <w:tcMar>
+              <w:top w:type="dxa" w:w="80"/>
+              <w:left w:type="dxa" w:w="100"/>
+              <w:bottom w:type="dxa" w:w="80"/>
+              <w:right w:type="dxa" w:w="100"/>
+            </w:tcMar>
+            <w:vAlign w:val="top"/>
+          </w:tcPr>
+          <w:p>
+            <w:pPr>
+              <w:spacing w:after="40"/>
+            </w:pPr>
             <w:r>
               <w:rPr>
                 <w:i/>
@@ -532,89 +856,41 @@
                 <w:sz w:val="19"/>
                 <w:szCs w:val="19"/>
               </w:rPr>
-              <w:t xml:space="preserve">   Recíproco</w:t>
-            </w:r>
-          </w:p>
+              <w:t xml:space="preserve">Not Quotient: write a counter-example that breaks the definition.</w:t>
+            </w:r>
+          </w:p>
+          <w:p>
+            <w:pPr>
+              <w:pBdr>
+                <w:bottom w:val="single" w:color="AFBECC" w:sz="6"/>
+              </w:pBdr>
+              <w:spacing w:after="30" w:before="150"/>
+            </w:pPr>
+            <w:r>
+              <w:t xml:space="preserve"/>
+            </w:r>
+          </w:p>
+        </w:tc>
+        <w:tc>
+          <w:tcPr>
+            <w:tcW w:type="dxa" w:w="2200"/>
+            <w:tcMar>
+              <w:top w:type="dxa" w:w="80"/>
+              <w:left w:type="dxa" w:w="100"/>
+              <w:bottom w:type="dxa" w:w="80"/>
+              <w:right w:type="dxa" w:w="100"/>
+            </w:tcMar>
+            <w:vAlign w:val="top"/>
+          </w:tcPr>
           <w:p>
             <w:pPr>
               <w:spacing w:after="40"/>
-            </w:pPr>
-            <w:r>
-              <w:rPr>
-                <w:sz w:val="21"/>
-                <w:szCs w:val="21"/>
-              </w:rPr>
-              <w:t xml:space="preserve">A fraction turned upside down.</w:t>
-            </w:r>
-          </w:p>
-          <w:p>
-            <w:pPr>
-              <w:spacing w:after="0"/>
-            </w:pPr>
-            <w:r>
-              <w:rPr>
-                <w:b/>
-                <w:bCs/>
-                <w:color w:val="1FA6A2"/>
-                <w:sz w:val="18"/>
-                <w:szCs w:val="18"/>
-              </w:rPr>
-              <w:t xml:space="preserve">Example:  </w:t>
-            </w:r>
-            <w:r>
-              <w:rPr>
-                <w:i/>
-                <w:iCs/>
-                <w:color w:val="5F6F80"/>
-                <w:sz w:val="18"/>
-                <w:szCs w:val="18"/>
-              </w:rPr>
-              <w:t xml:space="preserve">The reciprocal of 1/4 is 4/1 = 4. A whole number like 3 is 3/1, so its reciprocal is 1/3.</w:t>
-            </w:r>
-          </w:p>
-        </w:tc>
-      </w:tr>
-    </w:tbl>
-    <w:tbl>
-      <w:tblPr>
-        <w:tblW w:type="pct" w:w="100%"/>
-        <w:tblBorders>
-          <w:top w:val="none" w:color="FFFFFF" w:sz="0"/>
-          <w:left w:val="none" w:color="FFFFFF" w:sz="0"/>
-          <w:bottom w:val="single" w:color="C7D2DD" w:sz="4"/>
-          <w:right w:val="none" w:color="FFFFFF" w:sz="0"/>
-          <w:insideH w:val="none" w:color="FFFFFF" w:sz="0"/>
-          <w:insideV w:val="none" w:color="FFFFFF" w:sz="0"/>
-        </w:tblBorders>
-      </w:tblPr>
-      <w:tblGrid>
-        <w:gridCol w:w="1800"/>
-        <w:gridCol w:w="7560"/>
-      </w:tblGrid>
-      <w:tr>
-        <w:trPr>
-          <w:cantSplit/>
-        </w:trPr>
-        <w:tc>
-          <w:tcPr>
-            <w:tcW w:type="dxa" w:w="1800"/>
-            <w:tcMar>
-              <w:top w:type="dxa" w:w="100"/>
-              <w:left w:type="dxa" w:w="40"/>
-              <w:bottom w:type="dxa" w:w="100"/>
-              <w:right w:type="dxa" w:w="120"/>
-            </w:tcMar>
-            <w:vAlign w:val="center"/>
-          </w:tcPr>
-          <w:p>
-            <w:pPr>
-              <w:spacing w:after="0"/>
               <w:jc w:val="center"/>
             </w:pPr>
             <w:r>
               <w:drawing>
                 <wp:inline distT="0" distB="0" distL="0" distR="0">
-                  <wp:extent cx="1047750" cy="790575"/>
+                  <wp:extent cx="876300" cy="657225"/>
                   <wp:effectExtent t="0" r="0" b="0" l="0"/>
                   <wp:docPr id="1" name="" descr="" title=""/>
                   <wp:cNvGraphicFramePr>
@@ -639,7 +915,7 @@
                         <pic:spPr bwMode="auto">
                           <a:xfrm>
                             <a:off x="0" y="0"/>
-                            <a:ext cx="1047750" cy="790575"/>
+                            <a:ext cx="876300" cy="657225"/>
                           </a:xfrm>
                           <a:prstGeom prst="rect">
                             <a:avLst/>
@@ -652,32 +928,108 @@
               </w:drawing>
             </w:r>
           </w:p>
-        </w:tc>
-        <w:tc>
-          <w:tcPr>
-            <w:tcW w:type="dxa" w:w="7560"/>
-            <w:tcMar>
-              <w:top w:type="dxa" w:w="100"/>
-              <w:left w:type="dxa" w:w="40"/>
-              <w:bottom w:type="dxa" w:w="100"/>
-              <w:right w:type="dxa" w:w="40"/>
-            </w:tcMar>
-            <w:vAlign w:val="center"/>
-          </w:tcPr>
-          <w:p>
-            <w:pPr>
-              <w:spacing w:after="50"/>
+          <w:p>
+            <w:pPr>
+              <w:spacing w:after="0"/>
+            </w:pPr>
+            <w:r>
+              <w:rPr>
+                <w:i/>
+                <w:iCs/>
+                <w:color w:val="5F6F80"/>
+                <w:sz w:val="18"/>
+                <w:szCs w:val="18"/>
+              </w:rPr>
+              <w:t xml:space="preserve">In 3 ÷ 1/4 = 12, the quotient is 12 — there are 12 quarter-size pieces in 3</w:t>
+            </w:r>
+          </w:p>
+        </w:tc>
+      </w:tr>
+      <w:tr>
+        <w:trPr>
+          <w:cantSplit/>
+        </w:trPr>
+        <w:tc>
+          <w:tcPr>
+            <w:tcW w:type="dxa" w:w="1800"/>
+            <w:tcMar>
+              <w:top w:type="dxa" w:w="80"/>
+              <w:left w:type="dxa" w:w="100"/>
+              <w:bottom w:type="dxa" w:w="80"/>
+              <w:right w:type="dxa" w:w="100"/>
+            </w:tcMar>
+            <w:vAlign w:val="top"/>
+          </w:tcPr>
+          <w:p>
+            <w:pPr>
+              <w:spacing w:after="30"/>
             </w:pPr>
             <w:r>
               <w:rPr>
                 <w:b/>
                 <w:bCs/>
                 <w:color w:val="12355B"/>
-                <w:sz w:val="24"/>
-                <w:szCs w:val="24"/>
-              </w:rPr>
-              <w:t xml:space="preserve">Quotient</w:t>
-            </w:r>
+                <w:sz w:val="21"/>
+                <w:szCs w:val="21"/>
+              </w:rPr>
+              <w:t xml:space="preserve">Dividend</w:t>
+            </w:r>
+          </w:p>
+          <w:p>
+            <w:pPr>
+              <w:spacing w:after="0"/>
+            </w:pPr>
+            <w:r>
+              <w:rPr>
+                <w:i/>
+                <w:iCs/>
+                <w:color w:val="5F6F80"/>
+                <w:sz w:val="18"/>
+                <w:szCs w:val="18"/>
+              </w:rPr>
+              <w:t xml:space="preserve">Dividendo</w:t>
+            </w:r>
+          </w:p>
+        </w:tc>
+        <w:tc>
+          <w:tcPr>
+            <w:tcW w:type="dxa" w:w="3160"/>
+            <w:tcMar>
+              <w:top w:type="dxa" w:w="80"/>
+              <w:left w:type="dxa" w:w="100"/>
+              <w:bottom w:type="dxa" w:w="80"/>
+              <w:right w:type="dxa" w:w="100"/>
+            </w:tcMar>
+            <w:vAlign w:val="top"/>
+          </w:tcPr>
+          <w:p>
+            <w:pPr>
+              <w:spacing w:after="0"/>
+            </w:pPr>
+            <w:r>
+              <w:rPr>
+                <w:sz w:val="20"/>
+                <w:szCs w:val="20"/>
+              </w:rPr>
+              <w:t xml:space="preserve">The total number being divided into equal groups (the number inside the division bracket).</w:t>
+            </w:r>
+          </w:p>
+        </w:tc>
+        <w:tc>
+          <w:tcPr>
+            <w:tcW w:type="dxa" w:w="2200"/>
+            <w:tcMar>
+              <w:top w:type="dxa" w:w="80"/>
+              <w:left w:type="dxa" w:w="100"/>
+              <w:bottom w:type="dxa" w:w="80"/>
+              <w:right w:type="dxa" w:w="100"/>
+            </w:tcMar>
+            <w:vAlign w:val="top"/>
+          </w:tcPr>
+          <w:p>
+            <w:pPr>
+              <w:spacing w:after="40"/>
+            </w:pPr>
             <w:r>
               <w:rPr>
                 <w:i/>
@@ -686,89 +1038,41 @@
                 <w:sz w:val="19"/>
                 <w:szCs w:val="19"/>
               </w:rPr>
-              <w:t xml:space="preserve">   Cociente</w:t>
-            </w:r>
-          </w:p>
+              <w:t xml:space="preserve">Not Dividend: write a counter-example that breaks the definition.</w:t>
+            </w:r>
+          </w:p>
+          <w:p>
+            <w:pPr>
+              <w:pBdr>
+                <w:bottom w:val="single" w:color="AFBECC" w:sz="6"/>
+              </w:pBdr>
+              <w:spacing w:after="30" w:before="150"/>
+            </w:pPr>
+            <w:r>
+              <w:t xml:space="preserve"/>
+            </w:r>
+          </w:p>
+        </w:tc>
+        <w:tc>
+          <w:tcPr>
+            <w:tcW w:type="dxa" w:w="2200"/>
+            <w:tcMar>
+              <w:top w:type="dxa" w:w="80"/>
+              <w:left w:type="dxa" w:w="100"/>
+              <w:bottom w:type="dxa" w:w="80"/>
+              <w:right w:type="dxa" w:w="100"/>
+            </w:tcMar>
+            <w:vAlign w:val="top"/>
+          </w:tcPr>
           <w:p>
             <w:pPr>
               <w:spacing w:after="40"/>
-            </w:pPr>
-            <w:r>
-              <w:rPr>
-                <w:sz w:val="21"/>
-                <w:szCs w:val="21"/>
-              </w:rPr>
-              <w:t xml:space="preserve">The answer when you divide.</w:t>
-            </w:r>
-          </w:p>
-          <w:p>
-            <w:pPr>
-              <w:spacing w:after="0"/>
-            </w:pPr>
-            <w:r>
-              <w:rPr>
-                <w:b/>
-                <w:bCs/>
-                <w:color w:val="1FA6A2"/>
-                <w:sz w:val="18"/>
-                <w:szCs w:val="18"/>
-              </w:rPr>
-              <w:t xml:space="preserve">Example:  </w:t>
-            </w:r>
-            <w:r>
-              <w:rPr>
-                <w:i/>
-                <w:iCs/>
-                <w:color w:val="5F6F80"/>
-                <w:sz w:val="18"/>
-                <w:szCs w:val="18"/>
-              </w:rPr>
-              <w:t xml:space="preserve">In 3 ÷ 1/4 = 12, the quotient is 12 — there are 12 quarter-size pieces in 3</w:t>
-            </w:r>
-          </w:p>
-        </w:tc>
-      </w:tr>
-    </w:tbl>
-    <w:tbl>
-      <w:tblPr>
-        <w:tblW w:type="pct" w:w="100%"/>
-        <w:tblBorders>
-          <w:top w:val="none" w:color="FFFFFF" w:sz="0"/>
-          <w:left w:val="none" w:color="FFFFFF" w:sz="0"/>
-          <w:bottom w:val="single" w:color="C7D2DD" w:sz="4"/>
-          <w:right w:val="none" w:color="FFFFFF" w:sz="0"/>
-          <w:insideH w:val="none" w:color="FFFFFF" w:sz="0"/>
-          <w:insideV w:val="none" w:color="FFFFFF" w:sz="0"/>
-        </w:tblBorders>
-      </w:tblPr>
-      <w:tblGrid>
-        <w:gridCol w:w="1800"/>
-        <w:gridCol w:w="7560"/>
-      </w:tblGrid>
-      <w:tr>
-        <w:trPr>
-          <w:cantSplit/>
-        </w:trPr>
-        <w:tc>
-          <w:tcPr>
-            <w:tcW w:type="dxa" w:w="1800"/>
-            <w:tcMar>
-              <w:top w:type="dxa" w:w="100"/>
-              <w:left w:type="dxa" w:w="40"/>
-              <w:bottom w:type="dxa" w:w="100"/>
-              <w:right w:type="dxa" w:w="120"/>
-            </w:tcMar>
-            <w:vAlign w:val="center"/>
-          </w:tcPr>
-          <w:p>
-            <w:pPr>
-              <w:spacing w:after="0"/>
               <w:jc w:val="center"/>
             </w:pPr>
             <w:r>
               <w:drawing>
                 <wp:inline distT="0" distB="0" distL="0" distR="0">
-                  <wp:extent cx="1047750" cy="790575"/>
+                  <wp:extent cx="876300" cy="657225"/>
                   <wp:effectExtent t="0" r="0" b="0" l="0"/>
                   <wp:docPr id="1" name="" descr="" title=""/>
                   <wp:cNvGraphicFramePr>
@@ -793,7 +1097,7 @@
                         <pic:spPr bwMode="auto">
                           <a:xfrm>
                             <a:off x="0" y="0"/>
-                            <a:ext cx="1047750" cy="790575"/>
+                            <a:ext cx="876300" cy="657225"/>
                           </a:xfrm>
                           <a:prstGeom prst="rect">
                             <a:avLst/>
@@ -806,32 +1110,108 @@
               </w:drawing>
             </w:r>
           </w:p>
-        </w:tc>
-        <w:tc>
-          <w:tcPr>
-            <w:tcW w:type="dxa" w:w="7560"/>
-            <w:tcMar>
-              <w:top w:type="dxa" w:w="100"/>
-              <w:left w:type="dxa" w:w="40"/>
-              <w:bottom w:type="dxa" w:w="100"/>
-              <w:right w:type="dxa" w:w="40"/>
-            </w:tcMar>
-            <w:vAlign w:val="center"/>
-          </w:tcPr>
-          <w:p>
-            <w:pPr>
-              <w:spacing w:after="50"/>
+          <w:p>
+            <w:pPr>
+              <w:spacing w:after="0"/>
+            </w:pPr>
+            <w:r>
+              <w:rPr>
+                <w:i/>
+                <w:iCs/>
+                <w:color w:val="5F6F80"/>
+                <w:sz w:val="18"/>
+                <w:szCs w:val="18"/>
+              </w:rPr>
+              <w:t xml:space="preserve">In 3 ÷ 1/4 = 12, the dividend is 3 — it is the total being split</w:t>
+            </w:r>
+          </w:p>
+        </w:tc>
+      </w:tr>
+      <w:tr>
+        <w:trPr>
+          <w:cantSplit/>
+        </w:trPr>
+        <w:tc>
+          <w:tcPr>
+            <w:tcW w:type="dxa" w:w="1800"/>
+            <w:tcMar>
+              <w:top w:type="dxa" w:w="80"/>
+              <w:left w:type="dxa" w:w="100"/>
+              <w:bottom w:type="dxa" w:w="80"/>
+              <w:right w:type="dxa" w:w="100"/>
+            </w:tcMar>
+            <w:vAlign w:val="top"/>
+          </w:tcPr>
+          <w:p>
+            <w:pPr>
+              <w:spacing w:after="30"/>
             </w:pPr>
             <w:r>
               <w:rPr>
                 <w:b/>
                 <w:bCs/>
                 <w:color w:val="12355B"/>
-                <w:sz w:val="24"/>
-                <w:szCs w:val="24"/>
-              </w:rPr>
-              <w:t xml:space="preserve">Dividend</w:t>
-            </w:r>
+                <w:sz w:val="21"/>
+                <w:szCs w:val="21"/>
+              </w:rPr>
+              <w:t xml:space="preserve">Divisor</w:t>
+            </w:r>
+          </w:p>
+          <w:p>
+            <w:pPr>
+              <w:spacing w:after="0"/>
+            </w:pPr>
+            <w:r>
+              <w:rPr>
+                <w:i/>
+                <w:iCs/>
+                <w:color w:val="5F6F80"/>
+                <w:sz w:val="18"/>
+                <w:szCs w:val="18"/>
+              </w:rPr>
+              <w:t xml:space="preserve">Divisor</w:t>
+            </w:r>
+          </w:p>
+        </w:tc>
+        <w:tc>
+          <w:tcPr>
+            <w:tcW w:type="dxa" w:w="3160"/>
+            <w:tcMar>
+              <w:top w:type="dxa" w:w="80"/>
+              <w:left w:type="dxa" w:w="100"/>
+              <w:bottom w:type="dxa" w:w="80"/>
+              <w:right w:type="dxa" w:w="100"/>
+            </w:tcMar>
+            <w:vAlign w:val="top"/>
+          </w:tcPr>
+          <w:p>
+            <w:pPr>
+              <w:spacing w:after="0"/>
+            </w:pPr>
+            <w:r>
+              <w:rPr>
+                <w:sz w:val="20"/>
+                <w:szCs w:val="20"/>
+              </w:rPr>
+              <w:t xml:space="preserve">The number of equal groups you are dividing into (the number outside the division bracket).</w:t>
+            </w:r>
+          </w:p>
+        </w:tc>
+        <w:tc>
+          <w:tcPr>
+            <w:tcW w:type="dxa" w:w="2200"/>
+            <w:tcMar>
+              <w:top w:type="dxa" w:w="80"/>
+              <w:left w:type="dxa" w:w="100"/>
+              <w:bottom w:type="dxa" w:w="80"/>
+              <w:right w:type="dxa" w:w="100"/>
+            </w:tcMar>
+            <w:vAlign w:val="top"/>
+          </w:tcPr>
+          <w:p>
+            <w:pPr>
+              <w:spacing w:after="40"/>
+            </w:pPr>
             <w:r>
               <w:rPr>
                 <w:i/>
@@ -840,89 +1220,41 @@
                 <w:sz w:val="19"/>
                 <w:szCs w:val="19"/>
               </w:rPr>
-              <w:t xml:space="preserve">   Dividendo</w:t>
-            </w:r>
-          </w:p>
+              <w:t xml:space="preserve">Not Divisor: write a counter-example that breaks the definition.</w:t>
+            </w:r>
+          </w:p>
+          <w:p>
+            <w:pPr>
+              <w:pBdr>
+                <w:bottom w:val="single" w:color="AFBECC" w:sz="6"/>
+              </w:pBdr>
+              <w:spacing w:after="30" w:before="150"/>
+            </w:pPr>
+            <w:r>
+              <w:t xml:space="preserve"/>
+            </w:r>
+          </w:p>
+        </w:tc>
+        <w:tc>
+          <w:tcPr>
+            <w:tcW w:type="dxa" w:w="2200"/>
+            <w:tcMar>
+              <w:top w:type="dxa" w:w="80"/>
+              <w:left w:type="dxa" w:w="100"/>
+              <w:bottom w:type="dxa" w:w="80"/>
+              <w:right w:type="dxa" w:w="100"/>
+            </w:tcMar>
+            <w:vAlign w:val="top"/>
+          </w:tcPr>
           <w:p>
             <w:pPr>
               <w:spacing w:after="40"/>
-            </w:pPr>
-            <w:r>
-              <w:rPr>
-                <w:sz w:val="21"/>
-                <w:szCs w:val="21"/>
-              </w:rPr>
-              <w:t xml:space="preserve">The total number being divided into equal groups (the number inside the division bracket).</w:t>
-            </w:r>
-          </w:p>
-          <w:p>
-            <w:pPr>
-              <w:spacing w:after="0"/>
-            </w:pPr>
-            <w:r>
-              <w:rPr>
-                <w:b/>
-                <w:bCs/>
-                <w:color w:val="1FA6A2"/>
-                <w:sz w:val="18"/>
-                <w:szCs w:val="18"/>
-              </w:rPr>
-              <w:t xml:space="preserve">Example:  </w:t>
-            </w:r>
-            <w:r>
-              <w:rPr>
-                <w:i/>
-                <w:iCs/>
-                <w:color w:val="5F6F80"/>
-                <w:sz w:val="18"/>
-                <w:szCs w:val="18"/>
-              </w:rPr>
-              <w:t xml:space="preserve">In 3 ÷ 1/4 = 12, the dividend is 3 — it is the total being split</w:t>
-            </w:r>
-          </w:p>
-        </w:tc>
-      </w:tr>
-    </w:tbl>
-    <w:tbl>
-      <w:tblPr>
-        <w:tblW w:type="pct" w:w="100%"/>
-        <w:tblBorders>
-          <w:top w:val="none" w:color="FFFFFF" w:sz="0"/>
-          <w:left w:val="none" w:color="FFFFFF" w:sz="0"/>
-          <w:bottom w:val="single" w:color="C7D2DD" w:sz="4"/>
-          <w:right w:val="none" w:color="FFFFFF" w:sz="0"/>
-          <w:insideH w:val="none" w:color="FFFFFF" w:sz="0"/>
-          <w:insideV w:val="none" w:color="FFFFFF" w:sz="0"/>
-        </w:tblBorders>
-      </w:tblPr>
-      <w:tblGrid>
-        <w:gridCol w:w="1800"/>
-        <w:gridCol w:w="7560"/>
-      </w:tblGrid>
-      <w:tr>
-        <w:trPr>
-          <w:cantSplit/>
-        </w:trPr>
-        <w:tc>
-          <w:tcPr>
-            <w:tcW w:type="dxa" w:w="1800"/>
-            <w:tcMar>
-              <w:top w:type="dxa" w:w="100"/>
-              <w:left w:type="dxa" w:w="40"/>
-              <w:bottom w:type="dxa" w:w="100"/>
-              <w:right w:type="dxa" w:w="120"/>
-            </w:tcMar>
-            <w:vAlign w:val="center"/>
-          </w:tcPr>
-          <w:p>
-            <w:pPr>
-              <w:spacing w:after="0"/>
               <w:jc w:val="center"/>
             </w:pPr>
             <w:r>
               <w:drawing>
                 <wp:inline distT="0" distB="0" distL="0" distR="0">
-                  <wp:extent cx="1047750" cy="790575"/>
+                  <wp:extent cx="876300" cy="657225"/>
                   <wp:effectExtent t="0" r="0" b="0" l="0"/>
                   <wp:docPr id="1" name="" descr="" title=""/>
                   <wp:cNvGraphicFramePr>
@@ -947,7 +1279,7 @@
                         <pic:spPr bwMode="auto">
                           <a:xfrm>
                             <a:off x="0" y="0"/>
-                            <a:ext cx="1047750" cy="790575"/>
+                            <a:ext cx="876300" cy="657225"/>
                           </a:xfrm>
                           <a:prstGeom prst="rect">
                             <a:avLst/>
@@ -960,32 +1292,108 @@
               </w:drawing>
             </w:r>
           </w:p>
-        </w:tc>
-        <w:tc>
-          <w:tcPr>
-            <w:tcW w:type="dxa" w:w="7560"/>
-            <w:tcMar>
-              <w:top w:type="dxa" w:w="100"/>
-              <w:left w:type="dxa" w:w="40"/>
-              <w:bottom w:type="dxa" w:w="100"/>
-              <w:right w:type="dxa" w:w="40"/>
-            </w:tcMar>
-            <w:vAlign w:val="center"/>
-          </w:tcPr>
-          <w:p>
-            <w:pPr>
-              <w:spacing w:after="50"/>
+          <w:p>
+            <w:pPr>
+              <w:spacing w:after="0"/>
+            </w:pPr>
+            <w:r>
+              <w:rPr>
+                <w:i/>
+                <w:iCs/>
+                <w:color w:val="5F6F80"/>
+                <w:sz w:val="18"/>
+                <w:szCs w:val="18"/>
+              </w:rPr>
+              <w:t xml:space="preserve">In 3 ÷ 1/4 = 12, the divisor is 1/4 — it is the size of each piece</w:t>
+            </w:r>
+          </w:p>
+        </w:tc>
+      </w:tr>
+      <w:tr>
+        <w:trPr>
+          <w:cantSplit/>
+        </w:trPr>
+        <w:tc>
+          <w:tcPr>
+            <w:tcW w:type="dxa" w:w="1800"/>
+            <w:tcMar>
+              <w:top w:type="dxa" w:w="80"/>
+              <w:left w:type="dxa" w:w="100"/>
+              <w:bottom w:type="dxa" w:w="80"/>
+              <w:right w:type="dxa" w:w="100"/>
+            </w:tcMar>
+            <w:vAlign w:val="top"/>
+          </w:tcPr>
+          <w:p>
+            <w:pPr>
+              <w:spacing w:after="30"/>
             </w:pPr>
             <w:r>
               <w:rPr>
                 <w:b/>
                 <w:bCs/>
                 <w:color w:val="12355B"/>
-                <w:sz w:val="24"/>
-                <w:szCs w:val="24"/>
-              </w:rPr>
-              <w:t xml:space="preserve">Divisor</w:t>
-            </w:r>
+                <w:sz w:val="21"/>
+                <w:szCs w:val="21"/>
+              </w:rPr>
+              <w:t xml:space="preserve">Unit fraction</w:t>
+            </w:r>
+          </w:p>
+          <w:p>
+            <w:pPr>
+              <w:spacing w:after="0"/>
+            </w:pPr>
+            <w:r>
+              <w:rPr>
+                <w:i/>
+                <w:iCs/>
+                <w:color w:val="5F6F80"/>
+                <w:sz w:val="18"/>
+                <w:szCs w:val="18"/>
+              </w:rPr>
+              <w:t xml:space="preserve">Fracción unitaria</w:t>
+            </w:r>
+          </w:p>
+        </w:tc>
+        <w:tc>
+          <w:tcPr>
+            <w:tcW w:type="dxa" w:w="3160"/>
+            <w:tcMar>
+              <w:top w:type="dxa" w:w="80"/>
+              <w:left w:type="dxa" w:w="100"/>
+              <w:bottom w:type="dxa" w:w="80"/>
+              <w:right w:type="dxa" w:w="100"/>
+            </w:tcMar>
+            <w:vAlign w:val="top"/>
+          </w:tcPr>
+          <w:p>
+            <w:pPr>
+              <w:spacing w:after="0"/>
+            </w:pPr>
+            <w:r>
+              <w:rPr>
+                <w:sz w:val="20"/>
+                <w:szCs w:val="20"/>
+              </w:rPr>
+              <w:t xml:space="preserve">A fraction with 1 on top, like 1/4.</w:t>
+            </w:r>
+          </w:p>
+        </w:tc>
+        <w:tc>
+          <w:tcPr>
+            <w:tcW w:type="dxa" w:w="2200"/>
+            <w:tcMar>
+              <w:top w:type="dxa" w:w="80"/>
+              <w:left w:type="dxa" w:w="100"/>
+              <w:bottom w:type="dxa" w:w="80"/>
+              <w:right w:type="dxa" w:w="100"/>
+            </w:tcMar>
+            <w:vAlign w:val="top"/>
+          </w:tcPr>
+          <w:p>
+            <w:pPr>
+              <w:spacing w:after="40"/>
+            </w:pPr>
             <w:r>
               <w:rPr>
                 <w:i/>
@@ -994,89 +1402,41 @@
                 <w:sz w:val="19"/>
                 <w:szCs w:val="19"/>
               </w:rPr>
-              <w:t xml:space="preserve">   Divisor</w:t>
-            </w:r>
-          </w:p>
+              <w:t xml:space="preserve">Not Unit fraction: write a counter-example that breaks the definition.</w:t>
+            </w:r>
+          </w:p>
+          <w:p>
+            <w:pPr>
+              <w:pBdr>
+                <w:bottom w:val="single" w:color="AFBECC" w:sz="6"/>
+              </w:pBdr>
+              <w:spacing w:after="30" w:before="150"/>
+            </w:pPr>
+            <w:r>
+              <w:t xml:space="preserve"/>
+            </w:r>
+          </w:p>
+        </w:tc>
+        <w:tc>
+          <w:tcPr>
+            <w:tcW w:type="dxa" w:w="2200"/>
+            <w:tcMar>
+              <w:top w:type="dxa" w:w="80"/>
+              <w:left w:type="dxa" w:w="100"/>
+              <w:bottom w:type="dxa" w:w="80"/>
+              <w:right w:type="dxa" w:w="100"/>
+            </w:tcMar>
+            <w:vAlign w:val="top"/>
+          </w:tcPr>
           <w:p>
             <w:pPr>
               <w:spacing w:after="40"/>
-            </w:pPr>
-            <w:r>
-              <w:rPr>
-                <w:sz w:val="21"/>
-                <w:szCs w:val="21"/>
-              </w:rPr>
-              <w:t xml:space="preserve">The number of equal groups you are dividing into (the number outside the division bracket).</w:t>
-            </w:r>
-          </w:p>
-          <w:p>
-            <w:pPr>
-              <w:spacing w:after="0"/>
-            </w:pPr>
-            <w:r>
-              <w:rPr>
-                <w:b/>
-                <w:bCs/>
-                <w:color w:val="1FA6A2"/>
-                <w:sz w:val="18"/>
-                <w:szCs w:val="18"/>
-              </w:rPr>
-              <w:t xml:space="preserve">Example:  </w:t>
-            </w:r>
-            <w:r>
-              <w:rPr>
-                <w:i/>
-                <w:iCs/>
-                <w:color w:val="5F6F80"/>
-                <w:sz w:val="18"/>
-                <w:szCs w:val="18"/>
-              </w:rPr>
-              <w:t xml:space="preserve">In 3 ÷ 1/4 = 12, the divisor is 1/4 — it is the size of each piece</w:t>
-            </w:r>
-          </w:p>
-        </w:tc>
-      </w:tr>
-    </w:tbl>
-    <w:tbl>
-      <w:tblPr>
-        <w:tblW w:type="pct" w:w="100%"/>
-        <w:tblBorders>
-          <w:top w:val="none" w:color="FFFFFF" w:sz="0"/>
-          <w:left w:val="none" w:color="FFFFFF" w:sz="0"/>
-          <w:bottom w:val="single" w:color="C7D2DD" w:sz="4"/>
-          <w:right w:val="none" w:color="FFFFFF" w:sz="0"/>
-          <w:insideH w:val="none" w:color="FFFFFF" w:sz="0"/>
-          <w:insideV w:val="none" w:color="FFFFFF" w:sz="0"/>
-        </w:tblBorders>
-      </w:tblPr>
-      <w:tblGrid>
-        <w:gridCol w:w="1800"/>
-        <w:gridCol w:w="7560"/>
-      </w:tblGrid>
-      <w:tr>
-        <w:trPr>
-          <w:cantSplit/>
-        </w:trPr>
-        <w:tc>
-          <w:tcPr>
-            <w:tcW w:type="dxa" w:w="1800"/>
-            <w:tcMar>
-              <w:top w:type="dxa" w:w="100"/>
-              <w:left w:type="dxa" w:w="40"/>
-              <w:bottom w:type="dxa" w:w="100"/>
-              <w:right w:type="dxa" w:w="120"/>
-            </w:tcMar>
-            <w:vAlign w:val="center"/>
-          </w:tcPr>
-          <w:p>
-            <w:pPr>
-              <w:spacing w:after="0"/>
               <w:jc w:val="center"/>
             </w:pPr>
             <w:r>
               <w:drawing>
                 <wp:inline distT="0" distB="0" distL="0" distR="0">
-                  <wp:extent cx="1047750" cy="790575"/>
+                  <wp:extent cx="876300" cy="657225"/>
                   <wp:effectExtent t="0" r="0" b="0" l="0"/>
                   <wp:docPr id="1" name="" descr="" title=""/>
                   <wp:cNvGraphicFramePr>
@@ -1101,7 +1461,7 @@
                         <pic:spPr bwMode="auto">
                           <a:xfrm>
                             <a:off x="0" y="0"/>
-                            <a:ext cx="1047750" cy="790575"/>
+                            <a:ext cx="876300" cy="657225"/>
                           </a:xfrm>
                           <a:prstGeom prst="rect">
                             <a:avLst/>
@@ -1114,32 +1474,108 @@
               </w:drawing>
             </w:r>
           </w:p>
-        </w:tc>
-        <w:tc>
-          <w:tcPr>
-            <w:tcW w:type="dxa" w:w="7560"/>
-            <w:tcMar>
-              <w:top w:type="dxa" w:w="100"/>
-              <w:left w:type="dxa" w:w="40"/>
-              <w:bottom w:type="dxa" w:w="100"/>
-              <w:right w:type="dxa" w:w="40"/>
-            </w:tcMar>
-            <w:vAlign w:val="center"/>
-          </w:tcPr>
-          <w:p>
-            <w:pPr>
-              <w:spacing w:after="50"/>
+          <w:p>
+            <w:pPr>
+              <w:spacing w:after="0"/>
+            </w:pPr>
+            <w:r>
+              <w:rPr>
+                <w:i/>
+                <w:iCs/>
+                <w:color w:val="5F6F80"/>
+                <w:sz w:val="18"/>
+                <w:szCs w:val="18"/>
+              </w:rPr>
+              <w:t xml:space="preserve">1/2, 1/3, 1/4, 1/5 — each represents one equal part of a whole</w:t>
+            </w:r>
+          </w:p>
+        </w:tc>
+      </w:tr>
+      <w:tr>
+        <w:trPr>
+          <w:cantSplit/>
+        </w:trPr>
+        <w:tc>
+          <w:tcPr>
+            <w:tcW w:type="dxa" w:w="1800"/>
+            <w:tcMar>
+              <w:top w:type="dxa" w:w="80"/>
+              <w:left w:type="dxa" w:w="100"/>
+              <w:bottom w:type="dxa" w:w="80"/>
+              <w:right w:type="dxa" w:w="100"/>
+            </w:tcMar>
+            <w:vAlign w:val="top"/>
+          </w:tcPr>
+          <w:p>
+            <w:pPr>
+              <w:spacing w:after="30"/>
             </w:pPr>
             <w:r>
               <w:rPr>
                 <w:b/>
                 <w:bCs/>
                 <w:color w:val="12355B"/>
-                <w:sz w:val="24"/>
-                <w:szCs w:val="24"/>
-              </w:rPr>
-              <w:t xml:space="preserve">Unit fraction</w:t>
-            </w:r>
+                <w:sz w:val="21"/>
+                <w:szCs w:val="21"/>
+              </w:rPr>
+              <w:t xml:space="preserve">Multiplicative inverse</w:t>
+            </w:r>
+          </w:p>
+          <w:p>
+            <w:pPr>
+              <w:spacing w:after="0"/>
+            </w:pPr>
+            <w:r>
+              <w:rPr>
+                <w:i/>
+                <w:iCs/>
+                <w:color w:val="5F6F80"/>
+                <w:sz w:val="18"/>
+                <w:szCs w:val="18"/>
+              </w:rPr>
+              <w:t xml:space="preserve">Inverso multiplicativo</w:t>
+            </w:r>
+          </w:p>
+        </w:tc>
+        <w:tc>
+          <w:tcPr>
+            <w:tcW w:type="dxa" w:w="3160"/>
+            <w:tcMar>
+              <w:top w:type="dxa" w:w="80"/>
+              <w:left w:type="dxa" w:w="100"/>
+              <w:bottom w:type="dxa" w:w="80"/>
+              <w:right w:type="dxa" w:w="100"/>
+            </w:tcMar>
+            <w:vAlign w:val="top"/>
+          </w:tcPr>
+          <w:p>
+            <w:pPr>
+              <w:spacing w:after="0"/>
+            </w:pPr>
+            <w:r>
+              <w:rPr>
+                <w:sz w:val="20"/>
+                <w:szCs w:val="20"/>
+              </w:rPr>
+              <w:t xml:space="preserve">Two numbers whose product is 1; each is the reciprocal of the other.</w:t>
+            </w:r>
+          </w:p>
+        </w:tc>
+        <w:tc>
+          <w:tcPr>
+            <w:tcW w:type="dxa" w:w="2200"/>
+            <w:tcMar>
+              <w:top w:type="dxa" w:w="80"/>
+              <w:left w:type="dxa" w:w="100"/>
+              <w:bottom w:type="dxa" w:w="80"/>
+              <w:right w:type="dxa" w:w="100"/>
+            </w:tcMar>
+            <w:vAlign w:val="top"/>
+          </w:tcPr>
+          <w:p>
+            <w:pPr>
+              <w:spacing w:after="40"/>
+            </w:pPr>
             <w:r>
               <w:rPr>
                 <w:i/>
@@ -1148,89 +1584,41 @@
                 <w:sz w:val="19"/>
                 <w:szCs w:val="19"/>
               </w:rPr>
-              <w:t xml:space="preserve">   Fracción unitaria</w:t>
-            </w:r>
-          </w:p>
+              <w:t xml:space="preserve">Not Multiplicative inverse: write a counter-example that breaks the definition.</w:t>
+            </w:r>
+          </w:p>
+          <w:p>
+            <w:pPr>
+              <w:pBdr>
+                <w:bottom w:val="single" w:color="AFBECC" w:sz="6"/>
+              </w:pBdr>
+              <w:spacing w:after="30" w:before="150"/>
+            </w:pPr>
+            <w:r>
+              <w:t xml:space="preserve"/>
+            </w:r>
+          </w:p>
+        </w:tc>
+        <w:tc>
+          <w:tcPr>
+            <w:tcW w:type="dxa" w:w="2200"/>
+            <w:tcMar>
+              <w:top w:type="dxa" w:w="80"/>
+              <w:left w:type="dxa" w:w="100"/>
+              <w:bottom w:type="dxa" w:w="80"/>
+              <w:right w:type="dxa" w:w="100"/>
+            </w:tcMar>
+            <w:vAlign w:val="top"/>
+          </w:tcPr>
           <w:p>
             <w:pPr>
               <w:spacing w:after="40"/>
-            </w:pPr>
-            <w:r>
-              <w:rPr>
-                <w:sz w:val="21"/>
-                <w:szCs w:val="21"/>
-              </w:rPr>
-              <w:t xml:space="preserve">A fraction with 1 on top, like 1/4.</w:t>
-            </w:r>
-          </w:p>
-          <w:p>
-            <w:pPr>
-              <w:spacing w:after="0"/>
-            </w:pPr>
-            <w:r>
-              <w:rPr>
-                <w:b/>
-                <w:bCs/>
-                <w:color w:val="1FA6A2"/>
-                <w:sz w:val="18"/>
-                <w:szCs w:val="18"/>
-              </w:rPr>
-              <w:t xml:space="preserve">Example:  </w:t>
-            </w:r>
-            <w:r>
-              <w:rPr>
-                <w:i/>
-                <w:iCs/>
-                <w:color w:val="5F6F80"/>
-                <w:sz w:val="18"/>
-                <w:szCs w:val="18"/>
-              </w:rPr>
-              <w:t xml:space="preserve">1/2, 1/3, 1/4, 1/5 — each represents one equal part of a whole</w:t>
-            </w:r>
-          </w:p>
-        </w:tc>
-      </w:tr>
-    </w:tbl>
-    <w:tbl>
-      <w:tblPr>
-        <w:tblW w:type="pct" w:w="100%"/>
-        <w:tblBorders>
-          <w:top w:val="none" w:color="FFFFFF" w:sz="0"/>
-          <w:left w:val="none" w:color="FFFFFF" w:sz="0"/>
-          <w:bottom w:val="single" w:color="C7D2DD" w:sz="4"/>
-          <w:right w:val="none" w:color="FFFFFF" w:sz="0"/>
-          <w:insideH w:val="none" w:color="FFFFFF" w:sz="0"/>
-          <w:insideV w:val="none" w:color="FFFFFF" w:sz="0"/>
-        </w:tblBorders>
-      </w:tblPr>
-      <w:tblGrid>
-        <w:gridCol w:w="1800"/>
-        <w:gridCol w:w="7560"/>
-      </w:tblGrid>
-      <w:tr>
-        <w:trPr>
-          <w:cantSplit/>
-        </w:trPr>
-        <w:tc>
-          <w:tcPr>
-            <w:tcW w:type="dxa" w:w="1800"/>
-            <w:tcMar>
-              <w:top w:type="dxa" w:w="100"/>
-              <w:left w:type="dxa" w:w="40"/>
-              <w:bottom w:type="dxa" w:w="100"/>
-              <w:right w:type="dxa" w:w="120"/>
-            </w:tcMar>
-            <w:vAlign w:val="center"/>
-          </w:tcPr>
-          <w:p>
-            <w:pPr>
-              <w:spacing w:after="0"/>
               <w:jc w:val="center"/>
             </w:pPr>
             <w:r>
               <w:drawing>
                 <wp:inline distT="0" distB="0" distL="0" distR="0">
-                  <wp:extent cx="1047750" cy="790575"/>
+                  <wp:extent cx="876300" cy="657225"/>
                   <wp:effectExtent t="0" r="0" b="0" l="0"/>
                   <wp:docPr id="1" name="" descr="" title=""/>
                   <wp:cNvGraphicFramePr>
@@ -1255,7 +1643,7 @@
                         <pic:spPr bwMode="auto">
                           <a:xfrm>
                             <a:off x="0" y="0"/>
-                            <a:ext cx="1047750" cy="790575"/>
+                            <a:ext cx="876300" cy="657225"/>
                           </a:xfrm>
                           <a:prstGeom prst="rect">
                             <a:avLst/>
@@ -1268,32 +1656,108 @@
               </w:drawing>
             </w:r>
           </w:p>
-        </w:tc>
-        <w:tc>
-          <w:tcPr>
-            <w:tcW w:type="dxa" w:w="7560"/>
-            <w:tcMar>
-              <w:top w:type="dxa" w:w="100"/>
-              <w:left w:type="dxa" w:w="40"/>
-              <w:bottom w:type="dxa" w:w="100"/>
-              <w:right w:type="dxa" w:w="40"/>
-            </w:tcMar>
-            <w:vAlign w:val="center"/>
-          </w:tcPr>
-          <w:p>
-            <w:pPr>
-              <w:spacing w:after="50"/>
+          <w:p>
+            <w:pPr>
+              <w:spacing w:after="0"/>
+            </w:pPr>
+            <w:r>
+              <w:rPr>
+                <w:i/>
+                <w:iCs/>
+                <w:color w:val="5F6F80"/>
+                <w:sz w:val="18"/>
+                <w:szCs w:val="18"/>
+              </w:rPr>
+              <w:t xml:space="preserve">4 and 1/4 · 2/3 and 3/2</w:t>
+            </w:r>
+          </w:p>
+        </w:tc>
+      </w:tr>
+      <w:tr>
+        <w:trPr>
+          <w:cantSplit/>
+        </w:trPr>
+        <w:tc>
+          <w:tcPr>
+            <w:tcW w:type="dxa" w:w="1800"/>
+            <w:tcMar>
+              <w:top w:type="dxa" w:w="80"/>
+              <w:left w:type="dxa" w:w="100"/>
+              <w:bottom w:type="dxa" w:w="80"/>
+              <w:right w:type="dxa" w:w="100"/>
+            </w:tcMar>
+            <w:vAlign w:val="top"/>
+          </w:tcPr>
+          <w:p>
+            <w:pPr>
+              <w:spacing w:after="30"/>
             </w:pPr>
             <w:r>
               <w:rPr>
                 <w:b/>
                 <w:bCs/>
                 <w:color w:val="12355B"/>
-                <w:sz w:val="24"/>
-                <w:szCs w:val="24"/>
-              </w:rPr>
-              <w:t xml:space="preserve">Multiplicative inverse</w:t>
-            </w:r>
+                <w:sz w:val="21"/>
+                <w:szCs w:val="21"/>
+              </w:rPr>
+              <w:t xml:space="preserve">Tape diagram</w:t>
+            </w:r>
+          </w:p>
+          <w:p>
+            <w:pPr>
+              <w:spacing w:after="0"/>
+            </w:pPr>
+            <w:r>
+              <w:rPr>
+                <w:i/>
+                <w:iCs/>
+                <w:color w:val="5F6F80"/>
+                <w:sz w:val="18"/>
+                <w:szCs w:val="18"/>
+              </w:rPr>
+              <w:t xml:space="preserve">Diagrama de cinta</w:t>
+            </w:r>
+          </w:p>
+        </w:tc>
+        <w:tc>
+          <w:tcPr>
+            <w:tcW w:type="dxa" w:w="3160"/>
+            <w:tcMar>
+              <w:top w:type="dxa" w:w="80"/>
+              <w:left w:type="dxa" w:w="100"/>
+              <w:bottom w:type="dxa" w:w="80"/>
+              <w:right w:type="dxa" w:w="100"/>
+            </w:tcMar>
+            <w:vAlign w:val="top"/>
+          </w:tcPr>
+          <w:p>
+            <w:pPr>
+              <w:spacing w:after="0"/>
+            </w:pPr>
+            <w:r>
+              <w:rPr>
+                <w:sz w:val="20"/>
+                <w:szCs w:val="20"/>
+              </w:rPr>
+              <w:t xml:space="preserve">A bar model cut into equal parts to show sharing or grouping.</w:t>
+            </w:r>
+          </w:p>
+        </w:tc>
+        <w:tc>
+          <w:tcPr>
+            <w:tcW w:type="dxa" w:w="2200"/>
+            <w:tcMar>
+              <w:top w:type="dxa" w:w="80"/>
+              <w:left w:type="dxa" w:w="100"/>
+              <w:bottom w:type="dxa" w:w="80"/>
+              <w:right w:type="dxa" w:w="100"/>
+            </w:tcMar>
+            <w:vAlign w:val="top"/>
+          </w:tcPr>
+          <w:p>
+            <w:pPr>
+              <w:spacing w:after="40"/>
+            </w:pPr>
             <w:r>
               <w:rPr>
                 <w:i/>
@@ -1302,89 +1766,41 @@
                 <w:sz w:val="19"/>
                 <w:szCs w:val="19"/>
               </w:rPr>
-              <w:t xml:space="preserve">   Inverso multiplicativo</w:t>
-            </w:r>
-          </w:p>
+              <w:t xml:space="preserve">Not Tape diagram: write a counter-example that breaks the definition.</w:t>
+            </w:r>
+          </w:p>
+          <w:p>
+            <w:pPr>
+              <w:pBdr>
+                <w:bottom w:val="single" w:color="AFBECC" w:sz="6"/>
+              </w:pBdr>
+              <w:spacing w:after="30" w:before="150"/>
+            </w:pPr>
+            <w:r>
+              <w:t xml:space="preserve"/>
+            </w:r>
+          </w:p>
+        </w:tc>
+        <w:tc>
+          <w:tcPr>
+            <w:tcW w:type="dxa" w:w="2200"/>
+            <w:tcMar>
+              <w:top w:type="dxa" w:w="80"/>
+              <w:left w:type="dxa" w:w="100"/>
+              <w:bottom w:type="dxa" w:w="80"/>
+              <w:right w:type="dxa" w:w="100"/>
+            </w:tcMar>
+            <w:vAlign w:val="top"/>
+          </w:tcPr>
           <w:p>
             <w:pPr>
               <w:spacing w:after="40"/>
-            </w:pPr>
-            <w:r>
-              <w:rPr>
-                <w:sz w:val="21"/>
-                <w:szCs w:val="21"/>
-              </w:rPr>
-              <w:t xml:space="preserve">Two numbers whose product is 1; each is the reciprocal of the other.</w:t>
-            </w:r>
-          </w:p>
-          <w:p>
-            <w:pPr>
-              <w:spacing w:after="0"/>
-            </w:pPr>
-            <w:r>
-              <w:rPr>
-                <w:b/>
-                <w:bCs/>
-                <w:color w:val="1FA6A2"/>
-                <w:sz w:val="18"/>
-                <w:szCs w:val="18"/>
-              </w:rPr>
-              <w:t xml:space="preserve">Example:  </w:t>
-            </w:r>
-            <w:r>
-              <w:rPr>
-                <w:i/>
-                <w:iCs/>
-                <w:color w:val="5F6F80"/>
-                <w:sz w:val="18"/>
-                <w:szCs w:val="18"/>
-              </w:rPr>
-              <w:t xml:space="preserve">4 and 1/4 · 2/3 and 3/2</w:t>
-            </w:r>
-          </w:p>
-        </w:tc>
-      </w:tr>
-    </w:tbl>
-    <w:tbl>
-      <w:tblPr>
-        <w:tblW w:type="pct" w:w="100%"/>
-        <w:tblBorders>
-          <w:top w:val="none" w:color="FFFFFF" w:sz="0"/>
-          <w:left w:val="none" w:color="FFFFFF" w:sz="0"/>
-          <w:bottom w:val="single" w:color="C7D2DD" w:sz="4"/>
-          <w:right w:val="none" w:color="FFFFFF" w:sz="0"/>
-          <w:insideH w:val="none" w:color="FFFFFF" w:sz="0"/>
-          <w:insideV w:val="none" w:color="FFFFFF" w:sz="0"/>
-        </w:tblBorders>
-      </w:tblPr>
-      <w:tblGrid>
-        <w:gridCol w:w="1800"/>
-        <w:gridCol w:w="7560"/>
-      </w:tblGrid>
-      <w:tr>
-        <w:trPr>
-          <w:cantSplit/>
-        </w:trPr>
-        <w:tc>
-          <w:tcPr>
-            <w:tcW w:type="dxa" w:w="1800"/>
-            <w:tcMar>
-              <w:top w:type="dxa" w:w="100"/>
-              <w:left w:type="dxa" w:w="40"/>
-              <w:bottom w:type="dxa" w:w="100"/>
-              <w:right w:type="dxa" w:w="120"/>
-            </w:tcMar>
-            <w:vAlign w:val="center"/>
-          </w:tcPr>
-          <w:p>
-            <w:pPr>
-              <w:spacing w:after="0"/>
               <w:jc w:val="center"/>
             </w:pPr>
             <w:r>
               <w:drawing>
                 <wp:inline distT="0" distB="0" distL="0" distR="0">
-                  <wp:extent cx="1047750" cy="790575"/>
+                  <wp:extent cx="876300" cy="657225"/>
                   <wp:effectExtent t="0" r="0" b="0" l="0"/>
                   <wp:docPr id="1" name="" descr="" title=""/>
                   <wp:cNvGraphicFramePr>
@@ -1409,7 +1825,7 @@
                         <pic:spPr bwMode="auto">
                           <a:xfrm>
                             <a:off x="0" y="0"/>
-                            <a:ext cx="1047750" cy="790575"/>
+                            <a:ext cx="876300" cy="657225"/>
                           </a:xfrm>
                           <a:prstGeom prst="rect">
                             <a:avLst/>
@@ -1422,69 +1838,10 @@
               </w:drawing>
             </w:r>
           </w:p>
-        </w:tc>
-        <w:tc>
-          <w:tcPr>
-            <w:tcW w:type="dxa" w:w="7560"/>
-            <w:tcMar>
-              <w:top w:type="dxa" w:w="100"/>
-              <w:left w:type="dxa" w:w="40"/>
-              <w:bottom w:type="dxa" w:w="100"/>
-              <w:right w:type="dxa" w:w="40"/>
-            </w:tcMar>
-            <w:vAlign w:val="center"/>
-          </w:tcPr>
-          <w:p>
-            <w:pPr>
-              <w:spacing w:after="50"/>
-            </w:pPr>
-            <w:r>
-              <w:rPr>
-                <w:b/>
-                <w:bCs/>
-                <w:color w:val="12355B"/>
-                <w:sz w:val="24"/>
-                <w:szCs w:val="24"/>
-              </w:rPr>
-              <w:t xml:space="preserve">Tape diagram</w:t>
-            </w:r>
-            <w:r>
-              <w:rPr>
-                <w:i/>
-                <w:iCs/>
-                <w:color w:val="5F6F80"/>
-                <w:sz w:val="19"/>
-                <w:szCs w:val="19"/>
-              </w:rPr>
-              <w:t xml:space="preserve">   Diagrama de cinta</w:t>
-            </w:r>
-          </w:p>
-          <w:p>
-            <w:pPr>
-              <w:spacing w:after="40"/>
-            </w:pPr>
-            <w:r>
-              <w:rPr>
-                <w:sz w:val="21"/>
-                <w:szCs w:val="21"/>
-              </w:rPr>
-              <w:t xml:space="preserve">A bar model cut into equal parts to show sharing or grouping.</w:t>
-            </w:r>
-          </w:p>
           <w:p>
             <w:pPr>
               <w:spacing w:after="0"/>
             </w:pPr>
-            <w:r>
-              <w:rPr>
-                <w:b/>
-                <w:bCs/>
-                <w:color w:val="1FA6A2"/>
-                <w:sz w:val="18"/>
-                <w:szCs w:val="18"/>
-              </w:rPr>
-              <w:t xml:space="preserve">Example:  </w:t>
-            </w:r>
             <w:r>
               <w:rPr>
                 <w:i/>
@@ -3047,7 +3404,29 @@
           <w:sz w:val="21"/>
           <w:szCs w:val="21"/>
         </w:rPr>
-        <w:t xml:space="preserve">To find that, put a 1 under the 3 and use Keep, Change, Flip: 3/1 × 4/1 = 12.</w:t>
+        <w:t xml:space="preserve">To find that, dividing by a fraction is the same as multiplying by its reciprocal: 3/1 × 4/1 = 12.</w:t>
+      </w:r>
+    </w:p>
+    <w:p>
+      <w:pPr>
+        <w:spacing w:after="20" w:before="50"/>
+      </w:pPr>
+      <w:r>
+        <w:rPr>
+          <w:b/>
+          <w:bCs/>
+          <w:color w:val="1FA6A2"/>
+          <w:sz w:val="21"/>
+          <w:szCs w:val="21"/>
+        </w:rPr>
+        <w:t xml:space="preserve">Step 3:  </w:t>
+      </w:r>
+      <w:r>
+        <w:rPr>
+          <w:sz w:val="21"/>
+          <w:szCs w:val="21"/>
+        </w:rPr>
+        <w:t xml:space="preserve">Check by multiplying: 12 × 1/4 = 12/4 = 3.</w:t>
       </w:r>
     </w:p>
     <w:p>
@@ -3237,6 +3616,33 @@
           <w:szCs w:val="21"/>
         </w:rPr>
         <w:t xml:space="preserve">Step 2:</w:t>
+      </w:r>
+    </w:p>
+    <w:p>
+      <w:pPr>
+        <w:pBdr>
+          <w:bottom w:val="single" w:color="AFBECC" w:sz="6"/>
+        </w:pBdr>
+        <w:spacing w:after="30" w:before="150"/>
+      </w:pPr>
+      <w:r>
+        <w:t xml:space="preserve"/>
+      </w:r>
+    </w:p>
+    <w:p>
+      <w:pPr>
+        <w:keepNext/>
+        <w:spacing w:after="0" w:before="50"/>
+      </w:pPr>
+      <w:r>
+        <w:rPr>
+          <w:b/>
+          <w:bCs/>
+          <w:color w:val="6B4FA0"/>
+          <w:sz w:val="21"/>
+          <w:szCs w:val="21"/>
+        </w:rPr>
+        <w:t xml:space="preserve">Step 3:</w:t>
       </w:r>
     </w:p>
     <w:p>
@@ -3844,7 +4250,7 @@
           <w:sz w:val="19"/>
           <w:szCs w:val="19"/>
         </w:rPr>
-        <w:t xml:space="preserve">   You Do — show your work</w:t>
+        <w:t xml:space="preserve">   You Do — show your work and reasoning</w:t>
       </w:r>
     </w:p>
     <w:p>
@@ -3859,7 +4265,7 @@
           <w:sz w:val="19"/>
           <w:szCs w:val="19"/>
         </w:rPr>
-        <w:t xml:space="preserve">Solve each problem. Show your thinking in the work box.</w:t>
+        <w:t xml:space="preserve">Solve each problem in the middle column and explain your reasoning using the sentence starters on the right.</w:t>
       </w:r>
     </w:p>
     <w:p>
@@ -3888,120 +4294,219 @@
         <w:t xml:space="preserve">   extra scaffolding</w:t>
       </w:r>
     </w:p>
-    <w:p>
-      <w:pPr>
-        <w:keepNext/>
-        <w:spacing w:after="60" w:before="160"/>
-      </w:pPr>
-      <w:r>
-        <w:rPr>
-          <w:b/>
-          <w:bCs/>
-          <w:color w:val="12355B"/>
-          <w:sz w:val="22"/>
-          <w:szCs w:val="22"/>
-        </w:rPr>
-        <w:t xml:space="preserve">1.  </w:t>
-      </w:r>
-      <w:r>
-        <w:rPr>
-          <w:b/>
-          <w:bCs/>
-          <w:sz w:val="21"/>
-          <w:szCs w:val="21"/>
-        </w:rPr>
-        <w:t xml:space="preserve">A rope is 4 feet long. How many 1/2-foot pieces can be cut from it?</w:t>
-      </w:r>
-    </w:p>
-    <w:p>
-      <w:pPr>
-        <w:spacing w:after="40"/>
-        <w:ind w:left="420"/>
-      </w:pPr>
-      <w:r>
-        <w:rPr>
-          <w:sz w:val="20"/>
-          <w:szCs w:val="20"/>
-        </w:rPr>
-        <w:t xml:space="preserve">A)  1/2 piece</w:t>
-      </w:r>
-    </w:p>
-    <w:p>
-      <w:pPr>
-        <w:spacing w:after="40"/>
-        <w:ind w:left="420"/>
-      </w:pPr>
-      <w:r>
-        <w:rPr>
-          <w:sz w:val="20"/>
-          <w:szCs w:val="20"/>
-        </w:rPr>
-        <w:t xml:space="preserve">B)  2 pieces</w:t>
-      </w:r>
-    </w:p>
-    <w:p>
-      <w:pPr>
-        <w:spacing w:after="40"/>
-        <w:ind w:left="420"/>
-      </w:pPr>
-      <w:r>
-        <w:rPr>
-          <w:sz w:val="20"/>
-          <w:szCs w:val="20"/>
-        </w:rPr>
-        <w:t xml:space="preserve">C)  4 pieces</w:t>
-      </w:r>
-    </w:p>
-    <w:p>
-      <w:pPr>
-        <w:spacing w:after="40"/>
-        <w:ind w:left="420"/>
-      </w:pPr>
-      <w:r>
-        <w:rPr>
-          <w:sz w:val="20"/>
-          <w:szCs w:val="20"/>
-        </w:rPr>
-        <w:t xml:space="preserve">D)  8 pieces</w:t>
-      </w:r>
-    </w:p>
-    <w:p>
-      <w:pPr>
-        <w:spacing w:after="20"/>
-      </w:pPr>
-      <w:r>
-        <w:t xml:space="preserve"/>
-      </w:r>
-    </w:p>
     <w:tbl>
       <w:tblPr>
-        <w:tblW w:type="pct" w:w="100%"/>
+        <w:tblW w:type="dxa" w:w="9360"/>
         <w:tblBorders>
           <w:top w:val="single" w:color="C7D2DD" w:sz="6"/>
           <w:left w:val="single" w:color="C7D2DD" w:sz="6"/>
           <w:bottom w:val="single" w:color="C7D2DD" w:sz="6"/>
           <w:right w:val="single" w:color="C7D2DD" w:sz="6"/>
-          <w:insideH w:val="single" w:color="auto" w:sz="4"/>
-          <w:insideV w:val="single" w:color="auto" w:sz="4"/>
+          <w:insideH w:val="single" w:color="C7D2DD" w:sz="6"/>
+          <w:insideV w:val="single" w:color="C7D2DD" w:sz="6"/>
         </w:tblBorders>
       </w:tblPr>
       <w:tblGrid>
-        <w:gridCol w:w="100"/>
+        <w:gridCol w:w="2800"/>
+        <w:gridCol w:w="3560"/>
+        <w:gridCol w:w="3000"/>
       </w:tblGrid>
       <w:tr>
-        <w:tc>
-          <w:tcPr>
+        <w:trPr>
+          <w:cantSplit/>
+          <w:tblHeader/>
+        </w:trPr>
+        <w:tc>
+          <w:tcPr>
+            <w:tcW w:type="dxa" w:w="2800"/>
+            <w:shd w:fill="EEF4F8" w:color="auto" w:val="clear"/>
+            <w:tcMar>
+              <w:top w:type="dxa" w:w="60"/>
+              <w:left w:type="dxa" w:w="100"/>
+              <w:bottom w:type="dxa" w:w="60"/>
+              <w:right w:type="dxa" w:w="100"/>
+            </w:tcMar>
+          </w:tcPr>
+          <w:p>
+            <w:pPr>
+              <w:spacing w:after="0"/>
+            </w:pPr>
+            <w:r>
+              <w:rPr>
+                <w:b/>
+                <w:bCs/>
+                <w:color w:val="12355B"/>
+                <w:sz w:val="16"/>
+                <w:szCs w:val="16"/>
+              </w:rPr>
+              <w:t xml:space="preserve">CORE PROBLEM / GIVEN REPRESENTATION</w:t>
+            </w:r>
+          </w:p>
+        </w:tc>
+        <w:tc>
+          <w:tcPr>
+            <w:tcW w:type="dxa" w:w="3560"/>
+            <w:shd w:fill="EEF4F8" w:color="auto" w:val="clear"/>
+            <w:tcMar>
+              <w:top w:type="dxa" w:w="60"/>
+              <w:left w:type="dxa" w:w="100"/>
+              <w:bottom w:type="dxa" w:w="60"/>
+              <w:right w:type="dxa" w:w="100"/>
+            </w:tcMar>
+          </w:tcPr>
+          <w:p>
+            <w:pPr>
+              <w:spacing w:after="0"/>
+            </w:pPr>
+            <w:r>
+              <w:rPr>
+                <w:b/>
+                <w:bCs/>
+                <w:color w:val="12355B"/>
+                <w:sz w:val="16"/>
+                <w:szCs w:val="16"/>
+              </w:rPr>
+              <w:t xml:space="preserve">WORKING SPACE / CALCULATION STEPS</w:t>
+            </w:r>
+          </w:p>
+        </w:tc>
+        <w:tc>
+          <w:tcPr>
+            <w:tcW w:type="dxa" w:w="3000"/>
             <w:shd w:fill="FBF3E2" w:color="auto" w:val="clear"/>
             <w:tcMar>
               <w:top w:type="dxa" w:w="60"/>
-              <w:left w:type="dxa" w:w="120"/>
+              <w:left w:type="dxa" w:w="100"/>
               <w:bottom w:type="dxa" w:w="60"/>
-              <w:right w:type="dxa" w:w="120"/>
-            </w:tcMar>
-          </w:tcPr>
-          <w:p>
-            <w:pPr>
-              <w:spacing w:after="0" w:line="320"/>
+              <w:right w:type="dxa" w:w="100"/>
+            </w:tcMar>
+          </w:tcPr>
+          <w:p>
+            <w:pPr>
+              <w:spacing w:after="0"/>
+            </w:pPr>
+            <w:r>
+              <w:rPr>
+                <w:b/>
+                <w:bCs/>
+                <w:color w:val="B97A12"/>
+                <w:sz w:val="16"/>
+                <w:szCs w:val="16"/>
+              </w:rPr>
+              <w:t xml:space="preserve">EXPLAIN YOUR REASONING</w:t>
+            </w:r>
+          </w:p>
+        </w:tc>
+      </w:tr>
+      <w:tr>
+        <w:trPr>
+          <w:cantSplit/>
+        </w:trPr>
+        <w:tc>
+          <w:tcPr>
+            <w:tcW w:type="dxa" w:w="2800"/>
+            <w:tcMar>
+              <w:top w:type="dxa" w:w="80"/>
+              <w:left w:type="dxa" w:w="100"/>
+              <w:bottom w:type="dxa" w:w="80"/>
+              <w:right w:type="dxa" w:w="100"/>
+            </w:tcMar>
+            <w:vAlign w:val="top"/>
+          </w:tcPr>
+          <w:p>
+            <w:pPr>
+              <w:spacing w:after="60"/>
+            </w:pPr>
+            <w:r>
+              <w:rPr>
+                <w:b/>
+                <w:bCs/>
+                <w:color w:val="12355B"/>
+                <w:sz w:val="21"/>
+                <w:szCs w:val="21"/>
+              </w:rPr>
+              <w:t xml:space="preserve">1.  </w:t>
+            </w:r>
+            <w:r>
+              <w:rPr>
+                <w:b/>
+                <w:bCs/>
+                <w:sz w:val="20"/>
+                <w:szCs w:val="20"/>
+              </w:rPr>
+              <w:t xml:space="preserve">A rope is 4 feet long. How many 1/2-foot pieces can be cut from it?</w:t>
+            </w:r>
+          </w:p>
+          <w:p>
+            <w:pPr>
+              <w:spacing w:after="30"/>
+              <w:ind w:left="180"/>
+            </w:pPr>
+            <w:r>
+              <w:rPr>
+                <w:sz w:val="19"/>
+                <w:szCs w:val="19"/>
+              </w:rPr>
+              <w:t xml:space="preserve">A)  1/2 piece</w:t>
+            </w:r>
+          </w:p>
+          <w:p>
+            <w:pPr>
+              <w:spacing w:after="30"/>
+              <w:ind w:left="180"/>
+            </w:pPr>
+            <w:r>
+              <w:rPr>
+                <w:sz w:val="19"/>
+                <w:szCs w:val="19"/>
+              </w:rPr>
+              <w:t xml:space="preserve">B)  2 pieces</w:t>
+            </w:r>
+          </w:p>
+          <w:p>
+            <w:pPr>
+              <w:spacing w:after="30"/>
+              <w:ind w:left="180"/>
+            </w:pPr>
+            <w:r>
+              <w:rPr>
+                <w:sz w:val="19"/>
+                <w:szCs w:val="19"/>
+              </w:rPr>
+              <w:t xml:space="preserve">C)  4 pieces</w:t>
+            </w:r>
+          </w:p>
+          <w:p>
+            <w:pPr>
+              <w:spacing w:after="30"/>
+              <w:ind w:left="180"/>
+            </w:pPr>
+            <w:r>
+              <w:rPr>
+                <w:sz w:val="19"/>
+                <w:szCs w:val="19"/>
+              </w:rPr>
+              <w:t xml:space="preserve">D)  8 pieces</w:t>
+            </w:r>
+          </w:p>
+        </w:tc>
+        <w:tc>
+          <w:tcPr>
+            <w:tcW w:type="dxa" w:w="3560"/>
+            <w:tcMar>
+              <w:top w:type="dxa" w:w="80"/>
+              <w:left w:type="dxa" w:w="100"/>
+              <w:bottom w:type="dxa" w:w="80"/>
+              <w:right w:type="dxa" w:w="100"/>
+            </w:tcMar>
+            <w:vAlign w:val="top"/>
+          </w:tcPr>
+          <w:p>
+            <w:pPr>
+              <w:pBdr>
+                <w:bottom w:val="single" w:color="AFBECC" w:sz="6"/>
+              </w:pBdr>
+              <w:spacing w:after="30" w:before="150"/>
             </w:pPr>
             <w:r>
               <w:t xml:space="preserve"/>
@@ -4009,7 +4514,147 @@
           </w:p>
           <w:p>
             <w:pPr>
-              <w:spacing w:after="0" w:line="320"/>
+              <w:pBdr>
+                <w:bottom w:val="single" w:color="AFBECC" w:sz="6"/>
+              </w:pBdr>
+              <w:spacing w:after="30" w:before="150"/>
+            </w:pPr>
+            <w:r>
+              <w:t xml:space="preserve"/>
+            </w:r>
+          </w:p>
+          <w:p>
+            <w:pPr>
+              <w:pBdr>
+                <w:bottom w:val="single" w:color="AFBECC" w:sz="6"/>
+              </w:pBdr>
+              <w:spacing w:after="30" w:before="150"/>
+            </w:pPr>
+            <w:r>
+              <w:t xml:space="preserve"/>
+            </w:r>
+          </w:p>
+          <w:p>
+            <w:pPr>
+              <w:pBdr>
+                <w:bottom w:val="single" w:color="AFBECC" w:sz="6"/>
+              </w:pBdr>
+              <w:spacing w:after="30" w:before="150"/>
+            </w:pPr>
+            <w:r>
+              <w:t xml:space="preserve"/>
+            </w:r>
+          </w:p>
+        </w:tc>
+        <w:tc>
+          <w:tcPr>
+            <w:tcW w:type="dxa" w:w="3000"/>
+            <w:shd w:fill="FBF3E2" w:color="auto" w:val="clear"/>
+            <w:tcMar>
+              <w:top w:type="dxa" w:w="80"/>
+              <w:left w:type="dxa" w:w="100"/>
+              <w:bottom w:type="dxa" w:w="80"/>
+              <w:right w:type="dxa" w:w="100"/>
+            </w:tcMar>
+            <w:vAlign w:val="top"/>
+          </w:tcPr>
+          <w:p>
+            <w:pPr>
+              <w:spacing w:after="40"/>
+            </w:pPr>
+            <w:r>
+              <w:rPr>
+                <w:b/>
+                <w:bCs/>
+                <w:color w:val="12355B"/>
+                <w:sz w:val="19"/>
+                <w:szCs w:val="19"/>
+              </w:rPr>
+              <w:t xml:space="preserve">Because... </w:t>
+            </w:r>
+            <w:r>
+              <w:rPr>
+                <w:color w:val="AFBECC"/>
+                <w:sz w:val="19"/>
+                <w:szCs w:val="19"/>
+              </w:rPr>
+              <w:t xml:space="preserve">________________</w:t>
+            </w:r>
+          </w:p>
+          <w:p>
+            <w:pPr>
+              <w:pBdr>
+                <w:bottom w:val="single" w:color="AFBECC" w:sz="6"/>
+              </w:pBdr>
+              <w:spacing w:after="30" w:before="150"/>
+            </w:pPr>
+            <w:r>
+              <w:t xml:space="preserve"/>
+            </w:r>
+          </w:p>
+          <w:p>
+            <w:pPr>
+              <w:spacing w:after="40" w:before="80"/>
+            </w:pPr>
+            <w:r>
+              <w:rPr>
+                <w:b/>
+                <w:bCs/>
+                <w:color w:val="6B4FA0"/>
+                <w:sz w:val="19"/>
+                <w:szCs w:val="19"/>
+              </w:rPr>
+              <w:t xml:space="preserve">Although... </w:t>
+            </w:r>
+            <w:r>
+              <w:rPr>
+                <w:color w:val="AFBECC"/>
+                <w:sz w:val="19"/>
+                <w:szCs w:val="19"/>
+              </w:rPr>
+              <w:t xml:space="preserve">_______________</w:t>
+            </w:r>
+          </w:p>
+          <w:p>
+            <w:pPr>
+              <w:pBdr>
+                <w:bottom w:val="single" w:color="AFBECC" w:sz="6"/>
+              </w:pBdr>
+              <w:spacing w:after="30" w:before="150"/>
+            </w:pPr>
+            <w:r>
+              <w:t xml:space="preserve"/>
+            </w:r>
+          </w:p>
+          <w:p>
+            <w:pPr>
+              <w:spacing w:after="40" w:before="80"/>
+            </w:pPr>
+            <w:r>
+              <w:rPr>
+                <w:b/>
+                <w:bCs/>
+                <w:color w:val="1FA6A2"/>
+                <w:sz w:val="19"/>
+                <w:szCs w:val="19"/>
+              </w:rPr>
+              <w:t xml:space="preserve">Therefore... </w:t>
+            </w:r>
+            <w:r>
+              <w:rPr>
+                <w:color w:val="AFBECC"/>
+                <w:sz w:val="19"/>
+                <w:szCs w:val="19"/>
+              </w:rPr>
+              <w:t xml:space="preserve">______________</w:t>
+            </w:r>
+          </w:p>
+          <w:p>
+            <w:pPr>
+              <w:pBdr>
+                <w:bottom w:val="single" w:color="AFBECC" w:sz="6"/>
+              </w:pBdr>
+              <w:spacing w:after="30" w:before="150"/>
             </w:pPr>
             <w:r>
               <w:t xml:space="preserve"/>
@@ -4020,84 +4665,7 @@
     </w:tbl>
     <w:p>
       <w:pPr>
-        <w:keepNext/>
-        <w:spacing w:after="60" w:before="160"/>
-      </w:pPr>
-      <w:r>
-        <w:rPr>
-          <w:b/>
-          <w:bCs/>
-          <w:color w:val="12355B"/>
-          <w:sz w:val="22"/>
-          <w:szCs w:val="22"/>
-        </w:rPr>
-        <w:t xml:space="preserve">2.  </w:t>
-      </w:r>
-      <w:r>
-        <w:rPr>
-          <w:b/>
-          <w:bCs/>
-          <w:sz w:val="21"/>
-          <w:szCs w:val="21"/>
-        </w:rPr>
-        <w:t xml:space="preserve">A half-pan of brownies is shared equally among 4 people. How much of the whole pan does each get?</w:t>
-      </w:r>
-    </w:p>
-    <w:p>
-      <w:pPr>
-        <w:spacing w:after="40"/>
-        <w:ind w:left="420"/>
-      </w:pPr>
-      <w:r>
-        <w:rPr>
-          <w:sz w:val="20"/>
-          <w:szCs w:val="20"/>
-        </w:rPr>
-        <w:t xml:space="preserve">A)  1/8</w:t>
-      </w:r>
-    </w:p>
-    <w:p>
-      <w:pPr>
-        <w:spacing w:after="40"/>
-        <w:ind w:left="420"/>
-      </w:pPr>
-      <w:r>
-        <w:rPr>
-          <w:sz w:val="20"/>
-          <w:szCs w:val="20"/>
-        </w:rPr>
-        <w:t xml:space="preserve">B)  1/2</w:t>
-      </w:r>
-    </w:p>
-    <w:p>
-      <w:pPr>
-        <w:spacing w:after="40"/>
-        <w:ind w:left="420"/>
-      </w:pPr>
-      <w:r>
-        <w:rPr>
-          <w:sz w:val="20"/>
-          <w:szCs w:val="20"/>
-        </w:rPr>
-        <w:t xml:space="preserve">C)  2</w:t>
-      </w:r>
-    </w:p>
-    <w:p>
-      <w:pPr>
-        <w:spacing w:after="40"/>
-        <w:ind w:left="420"/>
-      </w:pPr>
-      <w:r>
-        <w:rPr>
-          <w:sz w:val="20"/>
-          <w:szCs w:val="20"/>
-        </w:rPr>
-        <w:t xml:space="preserve">D)  4/2</w:t>
-      </w:r>
-    </w:p>
-    <w:p>
-      <w:pPr>
-        <w:spacing w:after="20"/>
+        <w:spacing w:after="80"/>
       </w:pPr>
       <w:r>
         <w:t xml:space="preserve"/>
@@ -4105,33 +4673,217 @@
     </w:p>
     <w:tbl>
       <w:tblPr>
-        <w:tblW w:type="pct" w:w="100%"/>
+        <w:tblW w:type="dxa" w:w="9360"/>
         <w:tblBorders>
           <w:top w:val="single" w:color="C7D2DD" w:sz="6"/>
           <w:left w:val="single" w:color="C7D2DD" w:sz="6"/>
           <w:bottom w:val="single" w:color="C7D2DD" w:sz="6"/>
           <w:right w:val="single" w:color="C7D2DD" w:sz="6"/>
-          <w:insideH w:val="single" w:color="auto" w:sz="4"/>
-          <w:insideV w:val="single" w:color="auto" w:sz="4"/>
+          <w:insideH w:val="single" w:color="C7D2DD" w:sz="6"/>
+          <w:insideV w:val="single" w:color="C7D2DD" w:sz="6"/>
         </w:tblBorders>
       </w:tblPr>
       <w:tblGrid>
-        <w:gridCol w:w="100"/>
+        <w:gridCol w:w="2800"/>
+        <w:gridCol w:w="3560"/>
+        <w:gridCol w:w="3000"/>
       </w:tblGrid>
       <w:tr>
-        <w:tc>
-          <w:tcPr>
+        <w:trPr>
+          <w:cantSplit/>
+          <w:tblHeader/>
+        </w:trPr>
+        <w:tc>
+          <w:tcPr>
+            <w:tcW w:type="dxa" w:w="2800"/>
+            <w:shd w:fill="EEF4F8" w:color="auto" w:val="clear"/>
+            <w:tcMar>
+              <w:top w:type="dxa" w:w="60"/>
+              <w:left w:type="dxa" w:w="100"/>
+              <w:bottom w:type="dxa" w:w="60"/>
+              <w:right w:type="dxa" w:w="100"/>
+            </w:tcMar>
+          </w:tcPr>
+          <w:p>
+            <w:pPr>
+              <w:spacing w:after="0"/>
+            </w:pPr>
+            <w:r>
+              <w:rPr>
+                <w:b/>
+                <w:bCs/>
+                <w:color w:val="12355B"/>
+                <w:sz w:val="16"/>
+                <w:szCs w:val="16"/>
+              </w:rPr>
+              <w:t xml:space="preserve">CORE PROBLEM / GIVEN REPRESENTATION</w:t>
+            </w:r>
+          </w:p>
+        </w:tc>
+        <w:tc>
+          <w:tcPr>
+            <w:tcW w:type="dxa" w:w="3560"/>
+            <w:shd w:fill="EEF4F8" w:color="auto" w:val="clear"/>
+            <w:tcMar>
+              <w:top w:type="dxa" w:w="60"/>
+              <w:left w:type="dxa" w:w="100"/>
+              <w:bottom w:type="dxa" w:w="60"/>
+              <w:right w:type="dxa" w:w="100"/>
+            </w:tcMar>
+          </w:tcPr>
+          <w:p>
+            <w:pPr>
+              <w:spacing w:after="0"/>
+            </w:pPr>
+            <w:r>
+              <w:rPr>
+                <w:b/>
+                <w:bCs/>
+                <w:color w:val="12355B"/>
+                <w:sz w:val="16"/>
+                <w:szCs w:val="16"/>
+              </w:rPr>
+              <w:t xml:space="preserve">WORKING SPACE / CALCULATION STEPS</w:t>
+            </w:r>
+          </w:p>
+        </w:tc>
+        <w:tc>
+          <w:tcPr>
+            <w:tcW w:type="dxa" w:w="3000"/>
             <w:shd w:fill="FBF3E2" w:color="auto" w:val="clear"/>
             <w:tcMar>
               <w:top w:type="dxa" w:w="60"/>
-              <w:left w:type="dxa" w:w="120"/>
+              <w:left w:type="dxa" w:w="100"/>
               <w:bottom w:type="dxa" w:w="60"/>
-              <w:right w:type="dxa" w:w="120"/>
-            </w:tcMar>
-          </w:tcPr>
-          <w:p>
-            <w:pPr>
-              <w:spacing w:after="0" w:line="320"/>
+              <w:right w:type="dxa" w:w="100"/>
+            </w:tcMar>
+          </w:tcPr>
+          <w:p>
+            <w:pPr>
+              <w:spacing w:after="0"/>
+            </w:pPr>
+            <w:r>
+              <w:rPr>
+                <w:b/>
+                <w:bCs/>
+                <w:color w:val="B97A12"/>
+                <w:sz w:val="16"/>
+                <w:szCs w:val="16"/>
+              </w:rPr>
+              <w:t xml:space="preserve">EXPLAIN YOUR REASONING</w:t>
+            </w:r>
+          </w:p>
+        </w:tc>
+      </w:tr>
+      <w:tr>
+        <w:trPr>
+          <w:cantSplit/>
+        </w:trPr>
+        <w:tc>
+          <w:tcPr>
+            <w:tcW w:type="dxa" w:w="2800"/>
+            <w:tcMar>
+              <w:top w:type="dxa" w:w="80"/>
+              <w:left w:type="dxa" w:w="100"/>
+              <w:bottom w:type="dxa" w:w="80"/>
+              <w:right w:type="dxa" w:w="100"/>
+            </w:tcMar>
+            <w:vAlign w:val="top"/>
+          </w:tcPr>
+          <w:p>
+            <w:pPr>
+              <w:spacing w:after="60"/>
+            </w:pPr>
+            <w:r>
+              <w:rPr>
+                <w:b/>
+                <w:bCs/>
+                <w:color w:val="12355B"/>
+                <w:sz w:val="21"/>
+                <w:szCs w:val="21"/>
+              </w:rPr>
+              <w:t xml:space="preserve">2.  </w:t>
+            </w:r>
+            <w:r>
+              <w:rPr>
+                <w:b/>
+                <w:bCs/>
+                <w:sz w:val="20"/>
+                <w:szCs w:val="20"/>
+              </w:rPr>
+              <w:t xml:space="preserve">A half-pan of brownies is shared equally among 4 people. How much of the whole pan does each get?</w:t>
+            </w:r>
+          </w:p>
+          <w:p>
+            <w:pPr>
+              <w:spacing w:after="30"/>
+              <w:ind w:left="180"/>
+            </w:pPr>
+            <w:r>
+              <w:rPr>
+                <w:sz w:val="19"/>
+                <w:szCs w:val="19"/>
+              </w:rPr>
+              <w:t xml:space="preserve">A)  1/8</w:t>
+            </w:r>
+          </w:p>
+          <w:p>
+            <w:pPr>
+              <w:spacing w:after="30"/>
+              <w:ind w:left="180"/>
+            </w:pPr>
+            <w:r>
+              <w:rPr>
+                <w:sz w:val="19"/>
+                <w:szCs w:val="19"/>
+              </w:rPr>
+              <w:t xml:space="preserve">B)  1/2</w:t>
+            </w:r>
+          </w:p>
+          <w:p>
+            <w:pPr>
+              <w:spacing w:after="30"/>
+              <w:ind w:left="180"/>
+            </w:pPr>
+            <w:r>
+              <w:rPr>
+                <w:sz w:val="19"/>
+                <w:szCs w:val="19"/>
+              </w:rPr>
+              <w:t xml:space="preserve">C)  2</w:t>
+            </w:r>
+          </w:p>
+          <w:p>
+            <w:pPr>
+              <w:spacing w:after="30"/>
+              <w:ind w:left="180"/>
+            </w:pPr>
+            <w:r>
+              <w:rPr>
+                <w:sz w:val="19"/>
+                <w:szCs w:val="19"/>
+              </w:rPr>
+              <w:t xml:space="preserve">D)  4/2</w:t>
+            </w:r>
+          </w:p>
+        </w:tc>
+        <w:tc>
+          <w:tcPr>
+            <w:tcW w:type="dxa" w:w="3560"/>
+            <w:tcMar>
+              <w:top w:type="dxa" w:w="80"/>
+              <w:left w:type="dxa" w:w="100"/>
+              <w:bottom w:type="dxa" w:w="80"/>
+              <w:right w:type="dxa" w:w="100"/>
+            </w:tcMar>
+            <w:vAlign w:val="top"/>
+          </w:tcPr>
+          <w:p>
+            <w:pPr>
+              <w:pBdr>
+                <w:bottom w:val="single" w:color="AFBECC" w:sz="6"/>
+              </w:pBdr>
+              <w:spacing w:after="30" w:before="150"/>
             </w:pPr>
             <w:r>
               <w:t xml:space="preserve"/>
@@ -4139,7 +4891,147 @@
           </w:p>
           <w:p>
             <w:pPr>
-              <w:spacing w:after="0" w:line="320"/>
+              <w:pBdr>
+                <w:bottom w:val="single" w:color="AFBECC" w:sz="6"/>
+              </w:pBdr>
+              <w:spacing w:after="30" w:before="150"/>
+            </w:pPr>
+            <w:r>
+              <w:t xml:space="preserve"/>
+            </w:r>
+          </w:p>
+          <w:p>
+            <w:pPr>
+              <w:pBdr>
+                <w:bottom w:val="single" w:color="AFBECC" w:sz="6"/>
+              </w:pBdr>
+              <w:spacing w:after="30" w:before="150"/>
+            </w:pPr>
+            <w:r>
+              <w:t xml:space="preserve"/>
+            </w:r>
+          </w:p>
+          <w:p>
+            <w:pPr>
+              <w:pBdr>
+                <w:bottom w:val="single" w:color="AFBECC" w:sz="6"/>
+              </w:pBdr>
+              <w:spacing w:after="30" w:before="150"/>
+            </w:pPr>
+            <w:r>
+              <w:t xml:space="preserve"/>
+            </w:r>
+          </w:p>
+        </w:tc>
+        <w:tc>
+          <w:tcPr>
+            <w:tcW w:type="dxa" w:w="3000"/>
+            <w:shd w:fill="FBF3E2" w:color="auto" w:val="clear"/>
+            <w:tcMar>
+              <w:top w:type="dxa" w:w="80"/>
+              <w:left w:type="dxa" w:w="100"/>
+              <w:bottom w:type="dxa" w:w="80"/>
+              <w:right w:type="dxa" w:w="100"/>
+            </w:tcMar>
+            <w:vAlign w:val="top"/>
+          </w:tcPr>
+          <w:p>
+            <w:pPr>
+              <w:spacing w:after="40"/>
+            </w:pPr>
+            <w:r>
+              <w:rPr>
+                <w:b/>
+                <w:bCs/>
+                <w:color w:val="12355B"/>
+                <w:sz w:val="19"/>
+                <w:szCs w:val="19"/>
+              </w:rPr>
+              <w:t xml:space="preserve">Because... </w:t>
+            </w:r>
+            <w:r>
+              <w:rPr>
+                <w:color w:val="AFBECC"/>
+                <w:sz w:val="19"/>
+                <w:szCs w:val="19"/>
+              </w:rPr>
+              <w:t xml:space="preserve">________________</w:t>
+            </w:r>
+          </w:p>
+          <w:p>
+            <w:pPr>
+              <w:pBdr>
+                <w:bottom w:val="single" w:color="AFBECC" w:sz="6"/>
+              </w:pBdr>
+              <w:spacing w:after="30" w:before="150"/>
+            </w:pPr>
+            <w:r>
+              <w:t xml:space="preserve"/>
+            </w:r>
+          </w:p>
+          <w:p>
+            <w:pPr>
+              <w:spacing w:after="40" w:before="80"/>
+            </w:pPr>
+            <w:r>
+              <w:rPr>
+                <w:b/>
+                <w:bCs/>
+                <w:color w:val="6B4FA0"/>
+                <w:sz w:val="19"/>
+                <w:szCs w:val="19"/>
+              </w:rPr>
+              <w:t xml:space="preserve">Although... </w:t>
+            </w:r>
+            <w:r>
+              <w:rPr>
+                <w:color w:val="AFBECC"/>
+                <w:sz w:val="19"/>
+                <w:szCs w:val="19"/>
+              </w:rPr>
+              <w:t xml:space="preserve">_______________</w:t>
+            </w:r>
+          </w:p>
+          <w:p>
+            <w:pPr>
+              <w:pBdr>
+                <w:bottom w:val="single" w:color="AFBECC" w:sz="6"/>
+              </w:pBdr>
+              <w:spacing w:after="30" w:before="150"/>
+            </w:pPr>
+            <w:r>
+              <w:t xml:space="preserve"/>
+            </w:r>
+          </w:p>
+          <w:p>
+            <w:pPr>
+              <w:spacing w:after="40" w:before="80"/>
+            </w:pPr>
+            <w:r>
+              <w:rPr>
+                <w:b/>
+                <w:bCs/>
+                <w:color w:val="1FA6A2"/>
+                <w:sz w:val="19"/>
+                <w:szCs w:val="19"/>
+              </w:rPr>
+              <w:t xml:space="preserve">Therefore... </w:t>
+            </w:r>
+            <w:r>
+              <w:rPr>
+                <w:color w:val="AFBECC"/>
+                <w:sz w:val="19"/>
+                <w:szCs w:val="19"/>
+              </w:rPr>
+              <w:t xml:space="preserve">______________</w:t>
+            </w:r>
+          </w:p>
+          <w:p>
+            <w:pPr>
+              <w:pBdr>
+                <w:bottom w:val="single" w:color="AFBECC" w:sz="6"/>
+              </w:pBdr>
+              <w:spacing w:after="30" w:before="150"/>
             </w:pPr>
             <w:r>
               <w:t xml:space="preserve"/>
@@ -4150,84 +5042,7 @@
     </w:tbl>
     <w:p>
       <w:pPr>
-        <w:keepNext/>
-        <w:spacing w:after="60" w:before="160"/>
-      </w:pPr>
-      <w:r>
-        <w:rPr>
-          <w:b/>
-          <w:bCs/>
-          <w:color w:val="12355B"/>
-          <w:sz w:val="22"/>
-          <w:szCs w:val="22"/>
-        </w:rPr>
-        <w:t xml:space="preserve">3.  </w:t>
-      </w:r>
-      <w:r>
-        <w:rPr>
-          <w:b/>
-          <w:bCs/>
-          <w:sz w:val="21"/>
-          <w:szCs w:val="21"/>
-        </w:rPr>
-        <w:t xml:space="preserve">Agent Cole has 3/4 of a pound of fingerprint powder and splits it equally into 2 kits. How much powder goes in each kit?</w:t>
-      </w:r>
-    </w:p>
-    <w:p>
-      <w:pPr>
-        <w:spacing w:after="40"/>
-        <w:ind w:left="420"/>
-      </w:pPr>
-      <w:r>
-        <w:rPr>
-          <w:sz w:val="20"/>
-          <w:szCs w:val="20"/>
-        </w:rPr>
-        <w:t xml:space="preserve">A)  1 1/2 pounds</w:t>
-      </w:r>
-    </w:p>
-    <w:p>
-      <w:pPr>
-        <w:spacing w:after="40"/>
-        <w:ind w:left="420"/>
-      </w:pPr>
-      <w:r>
-        <w:rPr>
-          <w:sz w:val="20"/>
-          <w:szCs w:val="20"/>
-        </w:rPr>
-        <w:t xml:space="preserve">B)  1/8 pound</w:t>
-      </w:r>
-    </w:p>
-    <w:p>
-      <w:pPr>
-        <w:spacing w:after="40"/>
-        <w:ind w:left="420"/>
-      </w:pPr>
-      <w:r>
-        <w:rPr>
-          <w:sz w:val="20"/>
-          <w:szCs w:val="20"/>
-        </w:rPr>
-        <w:t xml:space="preserve">C)  3/8 pound</w:t>
-      </w:r>
-    </w:p>
-    <w:p>
-      <w:pPr>
-        <w:spacing w:after="40"/>
-        <w:ind w:left="420"/>
-      </w:pPr>
-      <w:r>
-        <w:rPr>
-          <w:sz w:val="20"/>
-          <w:szCs w:val="20"/>
-        </w:rPr>
-        <w:t xml:space="preserve">D)  3/4 pound</w:t>
-      </w:r>
-    </w:p>
-    <w:p>
-      <w:pPr>
-        <w:spacing w:after="20"/>
+        <w:spacing w:after="80"/>
       </w:pPr>
       <w:r>
         <w:t xml:space="preserve"/>
@@ -4235,33 +5050,217 @@
     </w:p>
     <w:tbl>
       <w:tblPr>
-        <w:tblW w:type="pct" w:w="100%"/>
+        <w:tblW w:type="dxa" w:w="9360"/>
         <w:tblBorders>
           <w:top w:val="single" w:color="C7D2DD" w:sz="6"/>
           <w:left w:val="single" w:color="C7D2DD" w:sz="6"/>
           <w:bottom w:val="single" w:color="C7D2DD" w:sz="6"/>
           <w:right w:val="single" w:color="C7D2DD" w:sz="6"/>
-          <w:insideH w:val="single" w:color="auto" w:sz="4"/>
-          <w:insideV w:val="single" w:color="auto" w:sz="4"/>
+          <w:insideH w:val="single" w:color="C7D2DD" w:sz="6"/>
+          <w:insideV w:val="single" w:color="C7D2DD" w:sz="6"/>
         </w:tblBorders>
       </w:tblPr>
       <w:tblGrid>
-        <w:gridCol w:w="100"/>
+        <w:gridCol w:w="2800"/>
+        <w:gridCol w:w="3560"/>
+        <w:gridCol w:w="3000"/>
       </w:tblGrid>
       <w:tr>
-        <w:tc>
-          <w:tcPr>
+        <w:trPr>
+          <w:cantSplit/>
+          <w:tblHeader/>
+        </w:trPr>
+        <w:tc>
+          <w:tcPr>
+            <w:tcW w:type="dxa" w:w="2800"/>
+            <w:shd w:fill="EEF4F8" w:color="auto" w:val="clear"/>
+            <w:tcMar>
+              <w:top w:type="dxa" w:w="60"/>
+              <w:left w:type="dxa" w:w="100"/>
+              <w:bottom w:type="dxa" w:w="60"/>
+              <w:right w:type="dxa" w:w="100"/>
+            </w:tcMar>
+          </w:tcPr>
+          <w:p>
+            <w:pPr>
+              <w:spacing w:after="0"/>
+            </w:pPr>
+            <w:r>
+              <w:rPr>
+                <w:b/>
+                <w:bCs/>
+                <w:color w:val="12355B"/>
+                <w:sz w:val="16"/>
+                <w:szCs w:val="16"/>
+              </w:rPr>
+              <w:t xml:space="preserve">CORE PROBLEM / GIVEN REPRESENTATION</w:t>
+            </w:r>
+          </w:p>
+        </w:tc>
+        <w:tc>
+          <w:tcPr>
+            <w:tcW w:type="dxa" w:w="3560"/>
+            <w:shd w:fill="EEF4F8" w:color="auto" w:val="clear"/>
+            <w:tcMar>
+              <w:top w:type="dxa" w:w="60"/>
+              <w:left w:type="dxa" w:w="100"/>
+              <w:bottom w:type="dxa" w:w="60"/>
+              <w:right w:type="dxa" w:w="100"/>
+            </w:tcMar>
+          </w:tcPr>
+          <w:p>
+            <w:pPr>
+              <w:spacing w:after="0"/>
+            </w:pPr>
+            <w:r>
+              <w:rPr>
+                <w:b/>
+                <w:bCs/>
+                <w:color w:val="12355B"/>
+                <w:sz w:val="16"/>
+                <w:szCs w:val="16"/>
+              </w:rPr>
+              <w:t xml:space="preserve">WORKING SPACE / CALCULATION STEPS</w:t>
+            </w:r>
+          </w:p>
+        </w:tc>
+        <w:tc>
+          <w:tcPr>
+            <w:tcW w:type="dxa" w:w="3000"/>
             <w:shd w:fill="FBF3E2" w:color="auto" w:val="clear"/>
             <w:tcMar>
               <w:top w:type="dxa" w:w="60"/>
-              <w:left w:type="dxa" w:w="120"/>
+              <w:left w:type="dxa" w:w="100"/>
               <w:bottom w:type="dxa" w:w="60"/>
-              <w:right w:type="dxa" w:w="120"/>
-            </w:tcMar>
-          </w:tcPr>
-          <w:p>
-            <w:pPr>
-              <w:spacing w:after="0" w:line="320"/>
+              <w:right w:type="dxa" w:w="100"/>
+            </w:tcMar>
+          </w:tcPr>
+          <w:p>
+            <w:pPr>
+              <w:spacing w:after="0"/>
+            </w:pPr>
+            <w:r>
+              <w:rPr>
+                <w:b/>
+                <w:bCs/>
+                <w:color w:val="B97A12"/>
+                <w:sz w:val="16"/>
+                <w:szCs w:val="16"/>
+              </w:rPr>
+              <w:t xml:space="preserve">EXPLAIN YOUR REASONING</w:t>
+            </w:r>
+          </w:p>
+        </w:tc>
+      </w:tr>
+      <w:tr>
+        <w:trPr>
+          <w:cantSplit/>
+        </w:trPr>
+        <w:tc>
+          <w:tcPr>
+            <w:tcW w:type="dxa" w:w="2800"/>
+            <w:tcMar>
+              <w:top w:type="dxa" w:w="80"/>
+              <w:left w:type="dxa" w:w="100"/>
+              <w:bottom w:type="dxa" w:w="80"/>
+              <w:right w:type="dxa" w:w="100"/>
+            </w:tcMar>
+            <w:vAlign w:val="top"/>
+          </w:tcPr>
+          <w:p>
+            <w:pPr>
+              <w:spacing w:after="60"/>
+            </w:pPr>
+            <w:r>
+              <w:rPr>
+                <w:b/>
+                <w:bCs/>
+                <w:color w:val="12355B"/>
+                <w:sz w:val="21"/>
+                <w:szCs w:val="21"/>
+              </w:rPr>
+              <w:t xml:space="preserve">3.  </w:t>
+            </w:r>
+            <w:r>
+              <w:rPr>
+                <w:b/>
+                <w:bCs/>
+                <w:sz w:val="20"/>
+                <w:szCs w:val="20"/>
+              </w:rPr>
+              <w:t xml:space="preserve">Agent Cole has 3/4 of a pound of fingerprint powder and splits it equally into 2 kits. How much powder goes in each kit?</w:t>
+            </w:r>
+          </w:p>
+          <w:p>
+            <w:pPr>
+              <w:spacing w:after="30"/>
+              <w:ind w:left="180"/>
+            </w:pPr>
+            <w:r>
+              <w:rPr>
+                <w:sz w:val="19"/>
+                <w:szCs w:val="19"/>
+              </w:rPr>
+              <w:t xml:space="preserve">A)  1 1/2 pounds</w:t>
+            </w:r>
+          </w:p>
+          <w:p>
+            <w:pPr>
+              <w:spacing w:after="30"/>
+              <w:ind w:left="180"/>
+            </w:pPr>
+            <w:r>
+              <w:rPr>
+                <w:sz w:val="19"/>
+                <w:szCs w:val="19"/>
+              </w:rPr>
+              <w:t xml:space="preserve">B)  1/8 pound</w:t>
+            </w:r>
+          </w:p>
+          <w:p>
+            <w:pPr>
+              <w:spacing w:after="30"/>
+              <w:ind w:left="180"/>
+            </w:pPr>
+            <w:r>
+              <w:rPr>
+                <w:sz w:val="19"/>
+                <w:szCs w:val="19"/>
+              </w:rPr>
+              <w:t xml:space="preserve">C)  3/8 pound</w:t>
+            </w:r>
+          </w:p>
+          <w:p>
+            <w:pPr>
+              <w:spacing w:after="30"/>
+              <w:ind w:left="180"/>
+            </w:pPr>
+            <w:r>
+              <w:rPr>
+                <w:sz w:val="19"/>
+                <w:szCs w:val="19"/>
+              </w:rPr>
+              <w:t xml:space="preserve">D)  3/4 pound</w:t>
+            </w:r>
+          </w:p>
+        </w:tc>
+        <w:tc>
+          <w:tcPr>
+            <w:tcW w:type="dxa" w:w="3560"/>
+            <w:tcMar>
+              <w:top w:type="dxa" w:w="80"/>
+              <w:left w:type="dxa" w:w="100"/>
+              <w:bottom w:type="dxa" w:w="80"/>
+              <w:right w:type="dxa" w:w="100"/>
+            </w:tcMar>
+            <w:vAlign w:val="top"/>
+          </w:tcPr>
+          <w:p>
+            <w:pPr>
+              <w:pBdr>
+                <w:bottom w:val="single" w:color="AFBECC" w:sz="6"/>
+              </w:pBdr>
+              <w:spacing w:after="30" w:before="150"/>
             </w:pPr>
             <w:r>
               <w:t xml:space="preserve"/>
@@ -4269,7 +5268,147 @@
           </w:p>
           <w:p>
             <w:pPr>
-              <w:spacing w:after="0" w:line="320"/>
+              <w:pBdr>
+                <w:bottom w:val="single" w:color="AFBECC" w:sz="6"/>
+              </w:pBdr>
+              <w:spacing w:after="30" w:before="150"/>
+            </w:pPr>
+            <w:r>
+              <w:t xml:space="preserve"/>
+            </w:r>
+          </w:p>
+          <w:p>
+            <w:pPr>
+              <w:pBdr>
+                <w:bottom w:val="single" w:color="AFBECC" w:sz="6"/>
+              </w:pBdr>
+              <w:spacing w:after="30" w:before="150"/>
+            </w:pPr>
+            <w:r>
+              <w:t xml:space="preserve"/>
+            </w:r>
+          </w:p>
+          <w:p>
+            <w:pPr>
+              <w:pBdr>
+                <w:bottom w:val="single" w:color="AFBECC" w:sz="6"/>
+              </w:pBdr>
+              <w:spacing w:after="30" w:before="150"/>
+            </w:pPr>
+            <w:r>
+              <w:t xml:space="preserve"/>
+            </w:r>
+          </w:p>
+        </w:tc>
+        <w:tc>
+          <w:tcPr>
+            <w:tcW w:type="dxa" w:w="3000"/>
+            <w:shd w:fill="FBF3E2" w:color="auto" w:val="clear"/>
+            <w:tcMar>
+              <w:top w:type="dxa" w:w="80"/>
+              <w:left w:type="dxa" w:w="100"/>
+              <w:bottom w:type="dxa" w:w="80"/>
+              <w:right w:type="dxa" w:w="100"/>
+            </w:tcMar>
+            <w:vAlign w:val="top"/>
+          </w:tcPr>
+          <w:p>
+            <w:pPr>
+              <w:spacing w:after="40"/>
+            </w:pPr>
+            <w:r>
+              <w:rPr>
+                <w:b/>
+                <w:bCs/>
+                <w:color w:val="12355B"/>
+                <w:sz w:val="19"/>
+                <w:szCs w:val="19"/>
+              </w:rPr>
+              <w:t xml:space="preserve">Because... </w:t>
+            </w:r>
+            <w:r>
+              <w:rPr>
+                <w:color w:val="AFBECC"/>
+                <w:sz w:val="19"/>
+                <w:szCs w:val="19"/>
+              </w:rPr>
+              <w:t xml:space="preserve">________________</w:t>
+            </w:r>
+          </w:p>
+          <w:p>
+            <w:pPr>
+              <w:pBdr>
+                <w:bottom w:val="single" w:color="AFBECC" w:sz="6"/>
+              </w:pBdr>
+              <w:spacing w:after="30" w:before="150"/>
+            </w:pPr>
+            <w:r>
+              <w:t xml:space="preserve"/>
+            </w:r>
+          </w:p>
+          <w:p>
+            <w:pPr>
+              <w:spacing w:after="40" w:before="80"/>
+            </w:pPr>
+            <w:r>
+              <w:rPr>
+                <w:b/>
+                <w:bCs/>
+                <w:color w:val="6B4FA0"/>
+                <w:sz w:val="19"/>
+                <w:szCs w:val="19"/>
+              </w:rPr>
+              <w:t xml:space="preserve">Although... </w:t>
+            </w:r>
+            <w:r>
+              <w:rPr>
+                <w:color w:val="AFBECC"/>
+                <w:sz w:val="19"/>
+                <w:szCs w:val="19"/>
+              </w:rPr>
+              <w:t xml:space="preserve">_______________</w:t>
+            </w:r>
+          </w:p>
+          <w:p>
+            <w:pPr>
+              <w:pBdr>
+                <w:bottom w:val="single" w:color="AFBECC" w:sz="6"/>
+              </w:pBdr>
+              <w:spacing w:after="30" w:before="150"/>
+            </w:pPr>
+            <w:r>
+              <w:t xml:space="preserve"/>
+            </w:r>
+          </w:p>
+          <w:p>
+            <w:pPr>
+              <w:spacing w:after="40" w:before="80"/>
+            </w:pPr>
+            <w:r>
+              <w:rPr>
+                <w:b/>
+                <w:bCs/>
+                <w:color w:val="1FA6A2"/>
+                <w:sz w:val="19"/>
+                <w:szCs w:val="19"/>
+              </w:rPr>
+              <w:t xml:space="preserve">Therefore... </w:t>
+            </w:r>
+            <w:r>
+              <w:rPr>
+                <w:color w:val="AFBECC"/>
+                <w:sz w:val="19"/>
+                <w:szCs w:val="19"/>
+              </w:rPr>
+              <w:t xml:space="preserve">______________</w:t>
+            </w:r>
+          </w:p>
+          <w:p>
+            <w:pPr>
+              <w:pBdr>
+                <w:bottom w:val="single" w:color="AFBECC" w:sz="6"/>
+              </w:pBdr>
+              <w:spacing w:after="30" w:before="150"/>
             </w:pPr>
             <w:r>
               <w:t xml:space="preserve"/>
@@ -4280,84 +5419,7 @@
     </w:tbl>
     <w:p>
       <w:pPr>
-        <w:keepNext/>
-        <w:spacing w:after="60" w:before="160"/>
-      </w:pPr>
-      <w:r>
-        <w:rPr>
-          <w:b/>
-          <w:bCs/>
-          <w:color w:val="12355B"/>
-          <w:sz w:val="22"/>
-          <w:szCs w:val="22"/>
-        </w:rPr>
-        <w:t xml:space="preserve">4.  </w:t>
-      </w:r>
-      <w:r>
-        <w:rPr>
-          <w:b/>
-          <w:bCs/>
-          <w:sz w:val="21"/>
-          <w:szCs w:val="21"/>
-        </w:rPr>
-        <w:t xml:space="preserve">What is 2/3 ÷ 4?</w:t>
-      </w:r>
-    </w:p>
-    <w:p>
-      <w:pPr>
-        <w:spacing w:after="40"/>
-        <w:ind w:left="420"/>
-      </w:pPr>
-      <w:r>
-        <w:rPr>
-          <w:sz w:val="20"/>
-          <w:szCs w:val="20"/>
-        </w:rPr>
-        <w:t xml:space="preserve">A)  1/6</w:t>
-      </w:r>
-    </w:p>
-    <w:p>
-      <w:pPr>
-        <w:spacing w:after="40"/>
-        <w:ind w:left="420"/>
-      </w:pPr>
-      <w:r>
-        <w:rPr>
-          <w:sz w:val="20"/>
-          <w:szCs w:val="20"/>
-        </w:rPr>
-        <w:t xml:space="preserve">B)  2/7</w:t>
-      </w:r>
-    </w:p>
-    <w:p>
-      <w:pPr>
-        <w:spacing w:after="40"/>
-        <w:ind w:left="420"/>
-      </w:pPr>
-      <w:r>
-        <w:rPr>
-          <w:sz w:val="20"/>
-          <w:szCs w:val="20"/>
-        </w:rPr>
-        <w:t xml:space="preserve">C)  3/8</w:t>
-      </w:r>
-    </w:p>
-    <w:p>
-      <w:pPr>
-        <w:spacing w:after="40"/>
-        <w:ind w:left="420"/>
-      </w:pPr>
-      <w:r>
-        <w:rPr>
-          <w:sz w:val="20"/>
-          <w:szCs w:val="20"/>
-        </w:rPr>
-        <w:t xml:space="preserve">D)  8/3</w:t>
-      </w:r>
-    </w:p>
-    <w:p>
-      <w:pPr>
-        <w:spacing w:after="20"/>
+        <w:spacing w:after="80"/>
       </w:pPr>
       <w:r>
         <w:t xml:space="preserve"/>
@@ -4365,33 +5427,217 @@
     </w:p>
     <w:tbl>
       <w:tblPr>
-        <w:tblW w:type="pct" w:w="100%"/>
+        <w:tblW w:type="dxa" w:w="9360"/>
         <w:tblBorders>
           <w:top w:val="single" w:color="C7D2DD" w:sz="6"/>
           <w:left w:val="single" w:color="C7D2DD" w:sz="6"/>
           <w:bottom w:val="single" w:color="C7D2DD" w:sz="6"/>
           <w:right w:val="single" w:color="C7D2DD" w:sz="6"/>
-          <w:insideH w:val="single" w:color="auto" w:sz="4"/>
-          <w:insideV w:val="single" w:color="auto" w:sz="4"/>
+          <w:insideH w:val="single" w:color="C7D2DD" w:sz="6"/>
+          <w:insideV w:val="single" w:color="C7D2DD" w:sz="6"/>
         </w:tblBorders>
       </w:tblPr>
       <w:tblGrid>
-        <w:gridCol w:w="100"/>
+        <w:gridCol w:w="2800"/>
+        <w:gridCol w:w="3560"/>
+        <w:gridCol w:w="3000"/>
       </w:tblGrid>
       <w:tr>
-        <w:tc>
-          <w:tcPr>
+        <w:trPr>
+          <w:cantSplit/>
+          <w:tblHeader/>
+        </w:trPr>
+        <w:tc>
+          <w:tcPr>
+            <w:tcW w:type="dxa" w:w="2800"/>
+            <w:shd w:fill="EEF4F8" w:color="auto" w:val="clear"/>
+            <w:tcMar>
+              <w:top w:type="dxa" w:w="60"/>
+              <w:left w:type="dxa" w:w="100"/>
+              <w:bottom w:type="dxa" w:w="60"/>
+              <w:right w:type="dxa" w:w="100"/>
+            </w:tcMar>
+          </w:tcPr>
+          <w:p>
+            <w:pPr>
+              <w:spacing w:after="0"/>
+            </w:pPr>
+            <w:r>
+              <w:rPr>
+                <w:b/>
+                <w:bCs/>
+                <w:color w:val="12355B"/>
+                <w:sz w:val="16"/>
+                <w:szCs w:val="16"/>
+              </w:rPr>
+              <w:t xml:space="preserve">CORE PROBLEM / GIVEN REPRESENTATION</w:t>
+            </w:r>
+          </w:p>
+        </w:tc>
+        <w:tc>
+          <w:tcPr>
+            <w:tcW w:type="dxa" w:w="3560"/>
+            <w:shd w:fill="EEF4F8" w:color="auto" w:val="clear"/>
+            <w:tcMar>
+              <w:top w:type="dxa" w:w="60"/>
+              <w:left w:type="dxa" w:w="100"/>
+              <w:bottom w:type="dxa" w:w="60"/>
+              <w:right w:type="dxa" w:w="100"/>
+            </w:tcMar>
+          </w:tcPr>
+          <w:p>
+            <w:pPr>
+              <w:spacing w:after="0"/>
+            </w:pPr>
+            <w:r>
+              <w:rPr>
+                <w:b/>
+                <w:bCs/>
+                <w:color w:val="12355B"/>
+                <w:sz w:val="16"/>
+                <w:szCs w:val="16"/>
+              </w:rPr>
+              <w:t xml:space="preserve">WORKING SPACE / CALCULATION STEPS</w:t>
+            </w:r>
+          </w:p>
+        </w:tc>
+        <w:tc>
+          <w:tcPr>
+            <w:tcW w:type="dxa" w:w="3000"/>
             <w:shd w:fill="FBF3E2" w:color="auto" w:val="clear"/>
             <w:tcMar>
               <w:top w:type="dxa" w:w="60"/>
-              <w:left w:type="dxa" w:w="120"/>
+              <w:left w:type="dxa" w:w="100"/>
               <w:bottom w:type="dxa" w:w="60"/>
-              <w:right w:type="dxa" w:w="120"/>
-            </w:tcMar>
-          </w:tcPr>
-          <w:p>
-            <w:pPr>
-              <w:spacing w:after="0" w:line="320"/>
+              <w:right w:type="dxa" w:w="100"/>
+            </w:tcMar>
+          </w:tcPr>
+          <w:p>
+            <w:pPr>
+              <w:spacing w:after="0"/>
+            </w:pPr>
+            <w:r>
+              <w:rPr>
+                <w:b/>
+                <w:bCs/>
+                <w:color w:val="B97A12"/>
+                <w:sz w:val="16"/>
+                <w:szCs w:val="16"/>
+              </w:rPr>
+              <w:t xml:space="preserve">EXPLAIN YOUR REASONING</w:t>
+            </w:r>
+          </w:p>
+        </w:tc>
+      </w:tr>
+      <w:tr>
+        <w:trPr>
+          <w:cantSplit/>
+        </w:trPr>
+        <w:tc>
+          <w:tcPr>
+            <w:tcW w:type="dxa" w:w="2800"/>
+            <w:tcMar>
+              <w:top w:type="dxa" w:w="80"/>
+              <w:left w:type="dxa" w:w="100"/>
+              <w:bottom w:type="dxa" w:w="80"/>
+              <w:right w:type="dxa" w:w="100"/>
+            </w:tcMar>
+            <w:vAlign w:val="top"/>
+          </w:tcPr>
+          <w:p>
+            <w:pPr>
+              <w:spacing w:after="60"/>
+            </w:pPr>
+            <w:r>
+              <w:rPr>
+                <w:b/>
+                <w:bCs/>
+                <w:color w:val="12355B"/>
+                <w:sz w:val="21"/>
+                <w:szCs w:val="21"/>
+              </w:rPr>
+              <w:t xml:space="preserve">4.  </w:t>
+            </w:r>
+            <w:r>
+              <w:rPr>
+                <w:b/>
+                <w:bCs/>
+                <w:sz w:val="20"/>
+                <w:szCs w:val="20"/>
+              </w:rPr>
+              <w:t xml:space="preserve">What is 2/3 ÷ 4?</w:t>
+            </w:r>
+          </w:p>
+          <w:p>
+            <w:pPr>
+              <w:spacing w:after="30"/>
+              <w:ind w:left="180"/>
+            </w:pPr>
+            <w:r>
+              <w:rPr>
+                <w:sz w:val="19"/>
+                <w:szCs w:val="19"/>
+              </w:rPr>
+              <w:t xml:space="preserve">A)  1/6</w:t>
+            </w:r>
+          </w:p>
+          <w:p>
+            <w:pPr>
+              <w:spacing w:after="30"/>
+              <w:ind w:left="180"/>
+            </w:pPr>
+            <w:r>
+              <w:rPr>
+                <w:sz w:val="19"/>
+                <w:szCs w:val="19"/>
+              </w:rPr>
+              <w:t xml:space="preserve">B)  2/7</w:t>
+            </w:r>
+          </w:p>
+          <w:p>
+            <w:pPr>
+              <w:spacing w:after="30"/>
+              <w:ind w:left="180"/>
+            </w:pPr>
+            <w:r>
+              <w:rPr>
+                <w:sz w:val="19"/>
+                <w:szCs w:val="19"/>
+              </w:rPr>
+              <w:t xml:space="preserve">C)  3/8</w:t>
+            </w:r>
+          </w:p>
+          <w:p>
+            <w:pPr>
+              <w:spacing w:after="30"/>
+              <w:ind w:left="180"/>
+            </w:pPr>
+            <w:r>
+              <w:rPr>
+                <w:sz w:val="19"/>
+                <w:szCs w:val="19"/>
+              </w:rPr>
+              <w:t xml:space="preserve">D)  8/3</w:t>
+            </w:r>
+          </w:p>
+        </w:tc>
+        <w:tc>
+          <w:tcPr>
+            <w:tcW w:type="dxa" w:w="3560"/>
+            <w:tcMar>
+              <w:top w:type="dxa" w:w="80"/>
+              <w:left w:type="dxa" w:w="100"/>
+              <w:bottom w:type="dxa" w:w="80"/>
+              <w:right w:type="dxa" w:w="100"/>
+            </w:tcMar>
+            <w:vAlign w:val="top"/>
+          </w:tcPr>
+          <w:p>
+            <w:pPr>
+              <w:pBdr>
+                <w:bottom w:val="single" w:color="AFBECC" w:sz="6"/>
+              </w:pBdr>
+              <w:spacing w:after="30" w:before="150"/>
             </w:pPr>
             <w:r>
               <w:t xml:space="preserve"/>
@@ -4399,7 +5645,147 @@
           </w:p>
           <w:p>
             <w:pPr>
-              <w:spacing w:after="0" w:line="320"/>
+              <w:pBdr>
+                <w:bottom w:val="single" w:color="AFBECC" w:sz="6"/>
+              </w:pBdr>
+              <w:spacing w:after="30" w:before="150"/>
+            </w:pPr>
+            <w:r>
+              <w:t xml:space="preserve"/>
+            </w:r>
+          </w:p>
+          <w:p>
+            <w:pPr>
+              <w:pBdr>
+                <w:bottom w:val="single" w:color="AFBECC" w:sz="6"/>
+              </w:pBdr>
+              <w:spacing w:after="30" w:before="150"/>
+            </w:pPr>
+            <w:r>
+              <w:t xml:space="preserve"/>
+            </w:r>
+          </w:p>
+          <w:p>
+            <w:pPr>
+              <w:pBdr>
+                <w:bottom w:val="single" w:color="AFBECC" w:sz="6"/>
+              </w:pBdr>
+              <w:spacing w:after="30" w:before="150"/>
+            </w:pPr>
+            <w:r>
+              <w:t xml:space="preserve"/>
+            </w:r>
+          </w:p>
+        </w:tc>
+        <w:tc>
+          <w:tcPr>
+            <w:tcW w:type="dxa" w:w="3000"/>
+            <w:shd w:fill="FBF3E2" w:color="auto" w:val="clear"/>
+            <w:tcMar>
+              <w:top w:type="dxa" w:w="80"/>
+              <w:left w:type="dxa" w:w="100"/>
+              <w:bottom w:type="dxa" w:w="80"/>
+              <w:right w:type="dxa" w:w="100"/>
+            </w:tcMar>
+            <w:vAlign w:val="top"/>
+          </w:tcPr>
+          <w:p>
+            <w:pPr>
+              <w:spacing w:after="40"/>
+            </w:pPr>
+            <w:r>
+              <w:rPr>
+                <w:b/>
+                <w:bCs/>
+                <w:color w:val="12355B"/>
+                <w:sz w:val="19"/>
+                <w:szCs w:val="19"/>
+              </w:rPr>
+              <w:t xml:space="preserve">Because... </w:t>
+            </w:r>
+            <w:r>
+              <w:rPr>
+                <w:color w:val="AFBECC"/>
+                <w:sz w:val="19"/>
+                <w:szCs w:val="19"/>
+              </w:rPr>
+              <w:t xml:space="preserve">________________</w:t>
+            </w:r>
+          </w:p>
+          <w:p>
+            <w:pPr>
+              <w:pBdr>
+                <w:bottom w:val="single" w:color="AFBECC" w:sz="6"/>
+              </w:pBdr>
+              <w:spacing w:after="30" w:before="150"/>
+            </w:pPr>
+            <w:r>
+              <w:t xml:space="preserve"/>
+            </w:r>
+          </w:p>
+          <w:p>
+            <w:pPr>
+              <w:spacing w:after="40" w:before="80"/>
+            </w:pPr>
+            <w:r>
+              <w:rPr>
+                <w:b/>
+                <w:bCs/>
+                <w:color w:val="6B4FA0"/>
+                <w:sz w:val="19"/>
+                <w:szCs w:val="19"/>
+              </w:rPr>
+              <w:t xml:space="preserve">Although... </w:t>
+            </w:r>
+            <w:r>
+              <w:rPr>
+                <w:color w:val="AFBECC"/>
+                <w:sz w:val="19"/>
+                <w:szCs w:val="19"/>
+              </w:rPr>
+              <w:t xml:space="preserve">_______________</w:t>
+            </w:r>
+          </w:p>
+          <w:p>
+            <w:pPr>
+              <w:pBdr>
+                <w:bottom w:val="single" w:color="AFBECC" w:sz="6"/>
+              </w:pBdr>
+              <w:spacing w:after="30" w:before="150"/>
+            </w:pPr>
+            <w:r>
+              <w:t xml:space="preserve"/>
+            </w:r>
+          </w:p>
+          <w:p>
+            <w:pPr>
+              <w:spacing w:after="40" w:before="80"/>
+            </w:pPr>
+            <w:r>
+              <w:rPr>
+                <w:b/>
+                <w:bCs/>
+                <w:color w:val="1FA6A2"/>
+                <w:sz w:val="19"/>
+                <w:szCs w:val="19"/>
+              </w:rPr>
+              <w:t xml:space="preserve">Therefore... </w:t>
+            </w:r>
+            <w:r>
+              <w:rPr>
+                <w:color w:val="AFBECC"/>
+                <w:sz w:val="19"/>
+                <w:szCs w:val="19"/>
+              </w:rPr>
+              <w:t xml:space="preserve">______________</w:t>
+            </w:r>
+          </w:p>
+          <w:p>
+            <w:pPr>
+              <w:pBdr>
+                <w:bottom w:val="single" w:color="AFBECC" w:sz="6"/>
+              </w:pBdr>
+              <w:spacing w:after="30" w:before="150"/>
             </w:pPr>
             <w:r>
               <w:t xml:space="preserve"/>
@@ -4410,84 +5796,7 @@
     </w:tbl>
     <w:p>
       <w:pPr>
-        <w:keepNext/>
-        <w:spacing w:after="60" w:before="160"/>
-      </w:pPr>
-      <w:r>
-        <w:rPr>
-          <w:b/>
-          <w:bCs/>
-          <w:color w:val="12355B"/>
-          <w:sz w:val="22"/>
-          <w:szCs w:val="22"/>
-        </w:rPr>
-        <w:t xml:space="preserve">5.  </w:t>
-      </w:r>
-      <w:r>
-        <w:rPr>
-          <w:b/>
-          <w:bCs/>
-          <w:sz w:val="21"/>
-          <w:szCs w:val="21"/>
-        </w:rPr>
-        <w:t xml:space="preserve">What is 6 ÷ 1/5?</w:t>
-      </w:r>
-    </w:p>
-    <w:p>
-      <w:pPr>
-        <w:spacing w:after="40"/>
-        <w:ind w:left="420"/>
-      </w:pPr>
-      <w:r>
-        <w:rPr>
-          <w:sz w:val="20"/>
-          <w:szCs w:val="20"/>
-        </w:rPr>
-        <w:t xml:space="preserve">A)  1</w:t>
-      </w:r>
-    </w:p>
-    <w:p>
-      <w:pPr>
-        <w:spacing w:after="40"/>
-        <w:ind w:left="420"/>
-      </w:pPr>
-      <w:r>
-        <w:rPr>
-          <w:sz w:val="20"/>
-          <w:szCs w:val="20"/>
-        </w:rPr>
-        <w:t xml:space="preserve">B)  5/6</w:t>
-      </w:r>
-    </w:p>
-    <w:p>
-      <w:pPr>
-        <w:spacing w:after="40"/>
-        <w:ind w:left="420"/>
-      </w:pPr>
-      <w:r>
-        <w:rPr>
-          <w:sz w:val="20"/>
-          <w:szCs w:val="20"/>
-        </w:rPr>
-        <w:t xml:space="preserve">C)  6/5</w:t>
-      </w:r>
-    </w:p>
-    <w:p>
-      <w:pPr>
-        <w:spacing w:after="40"/>
-        <w:ind w:left="420"/>
-      </w:pPr>
-      <w:r>
-        <w:rPr>
-          <w:sz w:val="20"/>
-          <w:szCs w:val="20"/>
-        </w:rPr>
-        <w:t xml:space="preserve">D)  30</w:t>
-      </w:r>
-    </w:p>
-    <w:p>
-      <w:pPr>
-        <w:spacing w:after="20"/>
+        <w:spacing w:after="80"/>
       </w:pPr>
       <w:r>
         <w:t xml:space="preserve"/>
@@ -4495,33 +5804,217 @@
     </w:p>
     <w:tbl>
       <w:tblPr>
-        <w:tblW w:type="pct" w:w="100%"/>
+        <w:tblW w:type="dxa" w:w="9360"/>
         <w:tblBorders>
           <w:top w:val="single" w:color="C7D2DD" w:sz="6"/>
           <w:left w:val="single" w:color="C7D2DD" w:sz="6"/>
           <w:bottom w:val="single" w:color="C7D2DD" w:sz="6"/>
           <w:right w:val="single" w:color="C7D2DD" w:sz="6"/>
-          <w:insideH w:val="single" w:color="auto" w:sz="4"/>
-          <w:insideV w:val="single" w:color="auto" w:sz="4"/>
+          <w:insideH w:val="single" w:color="C7D2DD" w:sz="6"/>
+          <w:insideV w:val="single" w:color="C7D2DD" w:sz="6"/>
         </w:tblBorders>
       </w:tblPr>
       <w:tblGrid>
-        <w:gridCol w:w="100"/>
+        <w:gridCol w:w="2800"/>
+        <w:gridCol w:w="3560"/>
+        <w:gridCol w:w="3000"/>
       </w:tblGrid>
       <w:tr>
-        <w:tc>
-          <w:tcPr>
+        <w:trPr>
+          <w:cantSplit/>
+          <w:tblHeader/>
+        </w:trPr>
+        <w:tc>
+          <w:tcPr>
+            <w:tcW w:type="dxa" w:w="2800"/>
+            <w:shd w:fill="EEF4F8" w:color="auto" w:val="clear"/>
+            <w:tcMar>
+              <w:top w:type="dxa" w:w="60"/>
+              <w:left w:type="dxa" w:w="100"/>
+              <w:bottom w:type="dxa" w:w="60"/>
+              <w:right w:type="dxa" w:w="100"/>
+            </w:tcMar>
+          </w:tcPr>
+          <w:p>
+            <w:pPr>
+              <w:spacing w:after="0"/>
+            </w:pPr>
+            <w:r>
+              <w:rPr>
+                <w:b/>
+                <w:bCs/>
+                <w:color w:val="12355B"/>
+                <w:sz w:val="16"/>
+                <w:szCs w:val="16"/>
+              </w:rPr>
+              <w:t xml:space="preserve">CORE PROBLEM / GIVEN REPRESENTATION</w:t>
+            </w:r>
+          </w:p>
+        </w:tc>
+        <w:tc>
+          <w:tcPr>
+            <w:tcW w:type="dxa" w:w="3560"/>
+            <w:shd w:fill="EEF4F8" w:color="auto" w:val="clear"/>
+            <w:tcMar>
+              <w:top w:type="dxa" w:w="60"/>
+              <w:left w:type="dxa" w:w="100"/>
+              <w:bottom w:type="dxa" w:w="60"/>
+              <w:right w:type="dxa" w:w="100"/>
+            </w:tcMar>
+          </w:tcPr>
+          <w:p>
+            <w:pPr>
+              <w:spacing w:after="0"/>
+            </w:pPr>
+            <w:r>
+              <w:rPr>
+                <w:b/>
+                <w:bCs/>
+                <w:color w:val="12355B"/>
+                <w:sz w:val="16"/>
+                <w:szCs w:val="16"/>
+              </w:rPr>
+              <w:t xml:space="preserve">WORKING SPACE / CALCULATION STEPS</w:t>
+            </w:r>
+          </w:p>
+        </w:tc>
+        <w:tc>
+          <w:tcPr>
+            <w:tcW w:type="dxa" w:w="3000"/>
             <w:shd w:fill="FBF3E2" w:color="auto" w:val="clear"/>
             <w:tcMar>
               <w:top w:type="dxa" w:w="60"/>
-              <w:left w:type="dxa" w:w="120"/>
+              <w:left w:type="dxa" w:w="100"/>
               <w:bottom w:type="dxa" w:w="60"/>
-              <w:right w:type="dxa" w:w="120"/>
-            </w:tcMar>
-          </w:tcPr>
-          <w:p>
-            <w:pPr>
-              <w:spacing w:after="0" w:line="320"/>
+              <w:right w:type="dxa" w:w="100"/>
+            </w:tcMar>
+          </w:tcPr>
+          <w:p>
+            <w:pPr>
+              <w:spacing w:after="0"/>
+            </w:pPr>
+            <w:r>
+              <w:rPr>
+                <w:b/>
+                <w:bCs/>
+                <w:color w:val="B97A12"/>
+                <w:sz w:val="16"/>
+                <w:szCs w:val="16"/>
+              </w:rPr>
+              <w:t xml:space="preserve">EXPLAIN YOUR REASONING</w:t>
+            </w:r>
+          </w:p>
+        </w:tc>
+      </w:tr>
+      <w:tr>
+        <w:trPr>
+          <w:cantSplit/>
+        </w:trPr>
+        <w:tc>
+          <w:tcPr>
+            <w:tcW w:type="dxa" w:w="2800"/>
+            <w:tcMar>
+              <w:top w:type="dxa" w:w="80"/>
+              <w:left w:type="dxa" w:w="100"/>
+              <w:bottom w:type="dxa" w:w="80"/>
+              <w:right w:type="dxa" w:w="100"/>
+            </w:tcMar>
+            <w:vAlign w:val="top"/>
+          </w:tcPr>
+          <w:p>
+            <w:pPr>
+              <w:spacing w:after="60"/>
+            </w:pPr>
+            <w:r>
+              <w:rPr>
+                <w:b/>
+                <w:bCs/>
+                <w:color w:val="12355B"/>
+                <w:sz w:val="21"/>
+                <w:szCs w:val="21"/>
+              </w:rPr>
+              <w:t xml:space="preserve">5.  </w:t>
+            </w:r>
+            <w:r>
+              <w:rPr>
+                <w:b/>
+                <w:bCs/>
+                <w:sz w:val="20"/>
+                <w:szCs w:val="20"/>
+              </w:rPr>
+              <w:t xml:space="preserve">What is 6 ÷ 1/5?</w:t>
+            </w:r>
+          </w:p>
+          <w:p>
+            <w:pPr>
+              <w:spacing w:after="30"/>
+              <w:ind w:left="180"/>
+            </w:pPr>
+            <w:r>
+              <w:rPr>
+                <w:sz w:val="19"/>
+                <w:szCs w:val="19"/>
+              </w:rPr>
+              <w:t xml:space="preserve">A)  1</w:t>
+            </w:r>
+          </w:p>
+          <w:p>
+            <w:pPr>
+              <w:spacing w:after="30"/>
+              <w:ind w:left="180"/>
+            </w:pPr>
+            <w:r>
+              <w:rPr>
+                <w:sz w:val="19"/>
+                <w:szCs w:val="19"/>
+              </w:rPr>
+              <w:t xml:space="preserve">B)  5/6</w:t>
+            </w:r>
+          </w:p>
+          <w:p>
+            <w:pPr>
+              <w:spacing w:after="30"/>
+              <w:ind w:left="180"/>
+            </w:pPr>
+            <w:r>
+              <w:rPr>
+                <w:sz w:val="19"/>
+                <w:szCs w:val="19"/>
+              </w:rPr>
+              <w:t xml:space="preserve">C)  6/5</w:t>
+            </w:r>
+          </w:p>
+          <w:p>
+            <w:pPr>
+              <w:spacing w:after="30"/>
+              <w:ind w:left="180"/>
+            </w:pPr>
+            <w:r>
+              <w:rPr>
+                <w:sz w:val="19"/>
+                <w:szCs w:val="19"/>
+              </w:rPr>
+              <w:t xml:space="preserve">D)  30</w:t>
+            </w:r>
+          </w:p>
+        </w:tc>
+        <w:tc>
+          <w:tcPr>
+            <w:tcW w:type="dxa" w:w="3560"/>
+            <w:tcMar>
+              <w:top w:type="dxa" w:w="80"/>
+              <w:left w:type="dxa" w:w="100"/>
+              <w:bottom w:type="dxa" w:w="80"/>
+              <w:right w:type="dxa" w:w="100"/>
+            </w:tcMar>
+            <w:vAlign w:val="top"/>
+          </w:tcPr>
+          <w:p>
+            <w:pPr>
+              <w:pBdr>
+                <w:bottom w:val="single" w:color="AFBECC" w:sz="6"/>
+              </w:pBdr>
+              <w:spacing w:after="30" w:before="150"/>
             </w:pPr>
             <w:r>
               <w:t xml:space="preserve"/>
@@ -4529,7 +6022,147 @@
           </w:p>
           <w:p>
             <w:pPr>
-              <w:spacing w:after="0" w:line="320"/>
+              <w:pBdr>
+                <w:bottom w:val="single" w:color="AFBECC" w:sz="6"/>
+              </w:pBdr>
+              <w:spacing w:after="30" w:before="150"/>
+            </w:pPr>
+            <w:r>
+              <w:t xml:space="preserve"/>
+            </w:r>
+          </w:p>
+          <w:p>
+            <w:pPr>
+              <w:pBdr>
+                <w:bottom w:val="single" w:color="AFBECC" w:sz="6"/>
+              </w:pBdr>
+              <w:spacing w:after="30" w:before="150"/>
+            </w:pPr>
+            <w:r>
+              <w:t xml:space="preserve"/>
+            </w:r>
+          </w:p>
+          <w:p>
+            <w:pPr>
+              <w:pBdr>
+                <w:bottom w:val="single" w:color="AFBECC" w:sz="6"/>
+              </w:pBdr>
+              <w:spacing w:after="30" w:before="150"/>
+            </w:pPr>
+            <w:r>
+              <w:t xml:space="preserve"/>
+            </w:r>
+          </w:p>
+        </w:tc>
+        <w:tc>
+          <w:tcPr>
+            <w:tcW w:type="dxa" w:w="3000"/>
+            <w:shd w:fill="FBF3E2" w:color="auto" w:val="clear"/>
+            <w:tcMar>
+              <w:top w:type="dxa" w:w="80"/>
+              <w:left w:type="dxa" w:w="100"/>
+              <w:bottom w:type="dxa" w:w="80"/>
+              <w:right w:type="dxa" w:w="100"/>
+            </w:tcMar>
+            <w:vAlign w:val="top"/>
+          </w:tcPr>
+          <w:p>
+            <w:pPr>
+              <w:spacing w:after="40"/>
+            </w:pPr>
+            <w:r>
+              <w:rPr>
+                <w:b/>
+                <w:bCs/>
+                <w:color w:val="12355B"/>
+                <w:sz w:val="19"/>
+                <w:szCs w:val="19"/>
+              </w:rPr>
+              <w:t xml:space="preserve">Because... </w:t>
+            </w:r>
+            <w:r>
+              <w:rPr>
+                <w:color w:val="AFBECC"/>
+                <w:sz w:val="19"/>
+                <w:szCs w:val="19"/>
+              </w:rPr>
+              <w:t xml:space="preserve">________________</w:t>
+            </w:r>
+          </w:p>
+          <w:p>
+            <w:pPr>
+              <w:pBdr>
+                <w:bottom w:val="single" w:color="AFBECC" w:sz="6"/>
+              </w:pBdr>
+              <w:spacing w:after="30" w:before="150"/>
+            </w:pPr>
+            <w:r>
+              <w:t xml:space="preserve"/>
+            </w:r>
+          </w:p>
+          <w:p>
+            <w:pPr>
+              <w:spacing w:after="40" w:before="80"/>
+            </w:pPr>
+            <w:r>
+              <w:rPr>
+                <w:b/>
+                <w:bCs/>
+                <w:color w:val="6B4FA0"/>
+                <w:sz w:val="19"/>
+                <w:szCs w:val="19"/>
+              </w:rPr>
+              <w:t xml:space="preserve">Although... </w:t>
+            </w:r>
+            <w:r>
+              <w:rPr>
+                <w:color w:val="AFBECC"/>
+                <w:sz w:val="19"/>
+                <w:szCs w:val="19"/>
+              </w:rPr>
+              <w:t xml:space="preserve">_______________</w:t>
+            </w:r>
+          </w:p>
+          <w:p>
+            <w:pPr>
+              <w:pBdr>
+                <w:bottom w:val="single" w:color="AFBECC" w:sz="6"/>
+              </w:pBdr>
+              <w:spacing w:after="30" w:before="150"/>
+            </w:pPr>
+            <w:r>
+              <w:t xml:space="preserve"/>
+            </w:r>
+          </w:p>
+          <w:p>
+            <w:pPr>
+              <w:spacing w:after="40" w:before="80"/>
+            </w:pPr>
+            <w:r>
+              <w:rPr>
+                <w:b/>
+                <w:bCs/>
+                <w:color w:val="1FA6A2"/>
+                <w:sz w:val="19"/>
+                <w:szCs w:val="19"/>
+              </w:rPr>
+              <w:t xml:space="preserve">Therefore... </w:t>
+            </w:r>
+            <w:r>
+              <w:rPr>
+                <w:color w:val="AFBECC"/>
+                <w:sz w:val="19"/>
+                <w:szCs w:val="19"/>
+              </w:rPr>
+              <w:t xml:space="preserve">______________</w:t>
+            </w:r>
+          </w:p>
+          <w:p>
+            <w:pPr>
+              <w:pBdr>
+                <w:bottom w:val="single" w:color="AFBECC" w:sz="6"/>
+              </w:pBdr>
+              <w:spacing w:after="30" w:before="150"/>
             </w:pPr>
             <w:r>
               <w:t xml:space="preserve"/>
@@ -4538,6 +6171,14 @@
         </w:tc>
       </w:tr>
     </w:tbl>
+    <w:p>
+      <w:pPr>
+        <w:spacing w:after="80"/>
+      </w:pPr>
+      <w:r>
+        <w:t xml:space="preserve"/>
+      </w:r>
+    </w:p>
     <w:p>
       <w:pPr>
         <w:pStyle w:val="Heading1"/>
@@ -4656,6 +6297,149 @@
         <w:t xml:space="preserve"/>
       </w:r>
     </w:p>
+    <w:p>
+      <w:pPr>
+        <w:spacing w:after="60"/>
+      </w:pPr>
+      <w:r>
+        <w:t xml:space="preserve"/>
+      </w:r>
+    </w:p>
+    <w:tbl>
+      <w:tblPr>
+        <w:tblW w:type="dxa" w:w="9360"/>
+        <w:tblBorders>
+          <w:top w:val="single" w:color="C7D2DD" w:sz="6"/>
+          <w:left w:val="single" w:color="C7D2DD" w:sz="6"/>
+          <w:bottom w:val="single" w:color="C7D2DD" w:sz="6"/>
+          <w:right w:val="single" w:color="C7D2DD" w:sz="6"/>
+          <w:insideH w:val="single" w:color="C7D2DD" w:sz="6"/>
+          <w:insideV w:val="single" w:color="C7D2DD" w:sz="6"/>
+        </w:tblBorders>
+      </w:tblPr>
+      <w:tblGrid>
+        <w:gridCol w:w="3120"/>
+        <w:gridCol w:w="3120"/>
+        <w:gridCol w:w="3120"/>
+      </w:tblGrid>
+      <w:tr>
+        <w:trPr>
+          <w:cantSplit/>
+          <w:tblHeader/>
+        </w:trPr>
+        <w:tc>
+          <w:tcPr>
+            <w:tcW w:type="dxa" w:w="9360"/>
+            <w:gridSpan w:val="3"/>
+            <w:shd w:fill="EEF4F8" w:color="auto" w:val="clear"/>
+            <w:tcMar>
+              <w:top w:type="dxa" w:w="60"/>
+              <w:left w:type="dxa" w:w="100"/>
+              <w:bottom w:type="dxa" w:w="60"/>
+              <w:right w:type="dxa" w:w="100"/>
+            </w:tcMar>
+          </w:tcPr>
+          <w:p>
+            <w:pPr>
+              <w:spacing w:after="0"/>
+            </w:pPr>
+            <w:r>
+              <w:rPr>
+                <w:b/>
+                <w:bCs/>
+                <w:color w:val="12355B"/>
+                <w:sz w:val="18"/>
+                <w:szCs w:val="18"/>
+              </w:rPr>
+              <w:t xml:space="preserve">EXIT CHECK · 3-POINT SELF-ASSESSMENT CHECKLIST</w:t>
+            </w:r>
+          </w:p>
+        </w:tc>
+      </w:tr>
+      <w:tr>
+        <w:trPr>
+          <w:cantSplit/>
+        </w:trPr>
+        <w:tc>
+          <w:tcPr>
+            <w:tcW w:type="dxa" w:w="3120"/>
+            <w:tcMar>
+              <w:top w:type="dxa" w:w="80"/>
+              <w:left w:type="dxa" w:w="100"/>
+              <w:bottom w:type="dxa" w:w="80"/>
+              <w:right w:type="dxa" w:w="100"/>
+            </w:tcMar>
+          </w:tcPr>
+          <w:p>
+            <w:pPr>
+              <w:spacing w:after="0"/>
+            </w:pPr>
+            <w:r>
+              <w:rPr>
+                <w:b/>
+                <w:bCs/>
+                <w:color w:val="1A2733"/>
+                <w:sz w:val="18"/>
+                <w:szCs w:val="18"/>
+              </w:rPr>
+              <w:t xml:space="preserve">☐ 1. Units &amp; Labels Verified</w:t>
+            </w:r>
+          </w:p>
+        </w:tc>
+        <w:tc>
+          <w:tcPr>
+            <w:tcW w:type="dxa" w:w="3120"/>
+            <w:tcMar>
+              <w:top w:type="dxa" w:w="80"/>
+              <w:left w:type="dxa" w:w="100"/>
+              <w:bottom w:type="dxa" w:w="80"/>
+              <w:right w:type="dxa" w:w="100"/>
+            </w:tcMar>
+          </w:tcPr>
+          <w:p>
+            <w:pPr>
+              <w:spacing w:after="0"/>
+            </w:pPr>
+            <w:r>
+              <w:rPr>
+                <w:b/>
+                <w:bCs/>
+                <w:color w:val="1A2733"/>
+                <w:sz w:val="18"/>
+                <w:szCs w:val="18"/>
+              </w:rPr>
+              <w:t xml:space="preserve">☐ 2. Reasoning Stated (Because / Although / Therefore)</w:t>
+            </w:r>
+          </w:p>
+        </w:tc>
+        <w:tc>
+          <w:tcPr>
+            <w:tcW w:type="dxa" w:w="3120"/>
+            <w:tcMar>
+              <w:top w:type="dxa" w:w="80"/>
+              <w:left w:type="dxa" w:w="100"/>
+              <w:bottom w:type="dxa" w:w="80"/>
+              <w:right w:type="dxa" w:w="100"/>
+            </w:tcMar>
+          </w:tcPr>
+          <w:p>
+            <w:pPr>
+              <w:spacing w:after="0"/>
+            </w:pPr>
+            <w:r>
+              <w:rPr>
+                <w:b/>
+                <w:bCs/>
+                <w:color w:val="1A2733"/>
+                <w:sz w:val="18"/>
+                <w:szCs w:val="18"/>
+              </w:rPr>
+              <w:t xml:space="preserve">☐ 3. Calculations Double-Checked</w:t>
+            </w:r>
+          </w:p>
+        </w:tc>
+      </w:tr>
+    </w:tbl>
     <w:sectPr>
       <w:headerReference w:type="default" r:id="rId7"/>
       <w:footerReference w:type="default" r:id="rId8"/>
